--- a/source/nl/1-level-zero.docx
+++ b/source/nl/1-level-zero.docx
@@ -195,10 +195,10 @@
           <w:i/>
           <w:iCs/>
         </w:rPr>
-        <w:t xml:space="preserve">Claude_Manual_Level_One.docx</w:t>
-      </w:r>
-      <w:r>
-        <w:t xml:space="preserve"> in dezelfde Manuals-map — je verder: echt prompten, Projects, connectors, een eerste stap in Code en Git, en je eerste agent.</w:t>
+        <w:t xml:space="preserve">Niveau Eén</w:t>
+      </w:r>
+      <w:r>
+        <w:t xml:space="preserve">, in dezelfde reeks — je verder: echt prompten, Projects, connectors, een eerste stap in Code en Git, en je eerste agent.</w:t>
       </w:r>
     </w:p>
     <w:p>
@@ -3288,7 +3288,7 @@
               <w:spacing w:after="100" w:line="262"/>
             </w:pPr>
             <w:r>
-              <w:t xml:space="preserve">Iets is niet juist omdat het opgeschreven staat — dat geldt voor notities, webpagina's, en alles wat Claude zelf maakt. Controleer belangrijke beweringen altijd bij een betrouwbare bron of de Claude-handboeken. Dit handboek is zo gecontroleerd.</w:t>
+              <w:t xml:space="preserve">Iets is niet juist omdat het opgeschreven staat — dat geldt voor notities, webpagina's, en alles wat Claude zelf maakt. Controleer belangrijke beweringen altijd bij een betrouwbare bron, zoals de officiële hulppagina's van Anthropic. Dit handboek is zo gecontroleerd.</w:t>
             </w:r>
           </w:p>
         </w:tc>
@@ -8299,7 +8299,7 @@
         <w:spacing w:after="100" w:line="262"/>
       </w:pPr>
       <w:r>
-        <w:t xml:space="preserve">Als je liever kijkt, zijn deze beginnersvideo's (in de map YouTube_Videos, met transcripties) een goede volgende stap. Ze zijn in het Engels, waar de meeste informatie zit.</w:t>
+        <w:t xml:space="preserve">Als je liever kijkt, zijn deze beginnersvideo's (zoek de titels op YouTube) een goede volgende stap. Ze zijn in het Engels, waar de meeste informatie zit.</w:t>
       </w:r>
     </w:p>
     <w:p>

--- a/source/nl/1-level-zero.docx
+++ b/source/nl/1-level-zero.docx
@@ -151,7 +151,7 @@
           <w:sz w:val="20"/>
           <w:szCs w:val="20"/>
         </w:rPr>
-        <w:t xml:space="preserve">Versie 3.2 — Augustus 2026</w:t>
+        <w:t xml:space="preserve">Versie 3.3 — September 2026</w:t>
       </w:r>
     </w:p>
     <w:p>
@@ -178,6 +178,33 @@
       </w:pPr>
       <w:r>
         <w:t xml:space="preserve">Dit is het beginnersboek. Het gaat ervan uit dat je Claude nog nooit voor echt werk hebt gebruikt en begint bij nul. Lees het de eerste keer op volgorde en houd het daarna bij de hand als naslagwerk.</w:t>
+      </w:r>
+    </w:p>
+    <w:p>
+      <w:pPr>
+        <w:keepLines/>
+        <w:widowControl/>
+        <w:spacing w:after="100" w:line="262"/>
+      </w:pPr>
+      <w:r>
+        <w:rPr>
+          <w:b/>
+          <w:bCs/>
+        </w:rPr>
+        <w:t xml:space="preserve">Nog nooit een AI gebruikt?</w:t>
+      </w:r>
+      <w:r>
+        <w:t xml:space="preserve"> Lees eerst de gids van twee pagina's </w:t>
+      </w:r>
+      <w:r>
+        <w:rPr>
+          <w:b/>
+          <w:bCs/>
+        </w:rPr>
+        <w:t xml:space="preserve">Begin hier</w:t>
+      </w:r>
+      <w:r>
+        <w:t xml:space="preserve">. Je krijgt een eerste resultaat met het gratis abonnement, in tien minuten.</w:t>
       </w:r>
     </w:p>
     <w:p>
@@ -422,7 +449,7 @@
                 <w:sz w:val="22"/>
                 <w:szCs w:val="22"/>
               </w:rPr>
-              <w:t xml:space="preserve">Wat is nieuw in versie 3.2</w:t>
+              <w:t xml:space="preserve">Wat is nieuw in versie 3.3</w:t>
             </w:r>
           </w:p>
           <w:p>
@@ -433,7 +460,7 @@
               <w:spacing w:after="100" w:line="262"/>
             </w:pPr>
             <w:r>
-              <w:t xml:space="preserve">Toegevoegd: een aanmeld-e-mail kiezen die je houdt; je geheugen importeren uit een andere AI; « Record a skill » in Cowork; en Claude Design (in Niveau Één). Bijgewerkt: het nieuwe enkele home en waar Projects nu leven, plus een herinnering dat modellen en schermen snel veranderen.</w:t>
+              <w:t xml:space="preserve">Toegevoegd: een « Begin hier »-gids van twee pagina's voor echte beginners; een route voor het gratis abonnement in hoofdstuk 1; een korte uitleg van elk technisch woord waar het voor het eerst opduikt; een woordenlijst per thema. Bijgewerkt: vuistregels uit mijn eigen ervaring staan nu als ervaring aangeduid, niet als feit.</w:t>
             </w:r>
           </w:p>
         </w:tc>
@@ -530,6 +557,7 @@
         <w:pStyle w:val="Heading1"/>
         <w:keepNext/>
         <w:keepLines/>
+        <w:outlineLvl w:val="9"/>
       </w:pPr>
       <w:r>
         <w:t xml:space="preserve">Inhoudsopgave</w:t>
@@ -548,7 +576,13 @@
           </w:r>
         </w:p>
         <w:p>
+          <w:pPr>
+            <w:spacing w:before="0" w:after="0" w:line="20" w:lineRule="exact"/>
+          </w:pPr>
           <w:r>
+            <w:rPr>
+              <w:sz w:val="2"/>
+            </w:rPr>
             <w:fldChar w:fldCharType="end"/>
           </w:r>
         </w:p>
@@ -574,6 +608,105 @@
       <w:r>
         <w:t xml:space="preserve">Je begrijpt Claude veel sneller nadat je het één echte taak hebt laten doen. Dus vóór alle theorie: doe dit. Ongeveer tien minuten, en een afgewerkt document om te bewaren.</w:t>
       </w:r>
+    </w:p>
+    <w:tbl>
+      <w:tblPr>
+        <w:tblW w:type="dxa" w:w="9026"/>
+      </w:tblPr>
+      <w:tblGrid>
+        <w:gridCol w:w="9026"/>
+      </w:tblGrid>
+      <w:tr>
+        <w:trPr>
+          <w:cantSplit/>
+        </w:trPr>
+        <w:tc>
+          <w:tcPr>
+            <w:tcW w:type="dxa" w:w="9026"/>
+            <w:tcBorders>
+              <w:top w:val="single" w:color="B7892B" w:sz="2"/>
+              <w:left w:val="single" w:color="B7892B" w:sz="18"/>
+              <w:bottom w:val="single" w:color="B7892B" w:sz="2"/>
+              <w:right w:val="single" w:color="B7892B" w:sz="2"/>
+            </w:tcBorders>
+            <w:shd w:fill="FFF6E0" w:val="clear"/>
+            <w:tcMar>
+              <w:top w:type="dxa" w:w="120"/>
+              <w:left w:type="dxa" w:w="200"/>
+              <w:bottom w:type="dxa" w:w="120"/>
+              <w:right w:type="dxa" w:w="160"/>
+            </w:tcMar>
+          </w:tcPr>
+          <w:p>
+            <w:pPr>
+              <w:keepNext/>
+              <w:spacing w:after="60"/>
+            </w:pPr>
+            <w:r>
+              <w:rPr>
+                <w:b/>
+                <w:bCs/>
+                <w:color w:val="B7892B"/>
+                <w:sz w:val="22"/>
+                <w:szCs w:val="22"/>
+              </w:rPr>
+              <w:t xml:space="preserve">Gratis abonnement? Doe dit</w:t>
+            </w:r>
+          </w:p>
+          <w:p>
+            <w:pPr>
+              <w:keepLines/>
+              <w:widowControl/>
+              <w:spacing w:after="60" w:line="262"/>
+            </w:pPr>
+            <w:r>
+              <w:t xml:space="preserve">Cowork vereist een betaald abonnement. Met het gratis abonnement open je </w:t>
+            </w:r>
+            <w:r>
+              <w:rPr>
+                <w:b/>
+                <w:bCs/>
+              </w:rPr>
+              <w:t xml:space="preserve">claude.ai</w:t>
+            </w:r>
+            <w:r>
+              <w:t xml:space="preserve"> en start je een chat.</w:t>
+            </w:r>
+          </w:p>
+          <w:p>
+            <w:pPr>
+              <w:keepLines/>
+              <w:widowControl/>
+              <w:spacing w:after="60" w:line="262"/>
+            </w:pPr>
+            <w:r>
+              <w:t xml:space="preserve">Plak de tekst van een kort document en typ: </w:t>
+            </w:r>
+            <w:r>
+              <w:rPr>
+                <w:b/>
+                <w:bCs/>
+              </w:rPr>
+              <w:t xml:space="preserve">« Vat dit samen op één pagina en geef me drie kernpunten. »</w:t>
+            </w:r>
+          </w:p>
+          <w:p>
+            <w:pPr>
+              <w:keepLines/>
+              <w:widowControl/>
+              <w:spacing w:after="60" w:line="262"/>
+            </w:pPr>
+            <w:r>
+              <w:t xml:space="preserve">Verfijn het daarna, net als in stap 6. Kom terug naar Cowork als je een betaald abonnement neemt.</w:t>
+            </w:r>
+          </w:p>
+        </w:tc>
+      </w:tr>
+    </w:tbl>
+    <w:p>
+      <w:pPr>
+        <w:spacing w:after="80" w:line="120" w:lineRule="exact"/>
+      </w:pPr>
     </w:p>
     <w:p>
       <w:pPr>
@@ -618,7 +751,7 @@
         <w:t xml:space="preserve">Stel de motor in. </w:t>
       </w:r>
       <w:r>
-        <w:t xml:space="preserve">Kies het model Opus, en zet Extended Thinking en Web Search aan.</w:t>
+        <w:t xml:space="preserve">Kies het model Opus (het krachtigste), en zet Extended Thinking (Claude denkt na voor het antwoordt) en Web Search (het controleert feiten online) aan.</w:t>
       </w:r>
     </w:p>
     <w:p>
@@ -638,7 +771,7 @@
           <w:b/>
           <w:bCs/>
         </w:rPr>
-        <w:t xml:space="preserve">Open Cowork en richt het op een map </w:t>
+        <w:t xml:space="preserve">Open Cowork (Claude dat werkt met de bestanden in één map) en richt het op een map </w:t>
       </w:r>
       <w:r>
         <w:t xml:space="preserve">met één document dat je kent — een PDF of een Word-bestand.</w:t>
@@ -2399,7 +2532,7 @@
               <w:spacing w:after="100" w:line="262"/>
             </w:pPr>
             <w:r>
-              <w:t xml:space="preserve">De meest capabele modellen (Opus en Sonnet) houden ongeveer 1.000.000 tokens vast — heel ruw 750.000 woorden, want een token is ongeveer driekwart woord; de kleine snelle (Haiku) houdt er ongeveer 200.000. Enorm — maar, zoals hoofdstuk 12 uitlegt, voller is niet altijd beter.</w:t>
+              <w:t xml:space="preserve">De meest capabele modellen (Opus en Sonnet) houden ongeveer 1.000.000 tokens vast (dat heet het contextvenster) — heel ruw 750.000 woorden, want een token is ongeveer driekwart woord; de kleine snelle (Haiku) houdt er ongeveer 200.000. Enorm — maar, zoals hoofdstuk 12 uitlegt, voller is niet altijd beter.</w:t>
             </w:r>
           </w:p>
         </w:tc>
@@ -2552,7 +2685,7 @@
               <w:spacing w:after="100" w:line="262"/>
             </w:pPr>
             <w:r>
-              <w:t xml:space="preserve">Opus + Extended Thinking + Web Search aan: dat scheidt uitstekende resultaten van de rest. Gratis, één minuut.</w:t>
+              <w:t xml:space="preserve">In mijn ervaring maken Opus + Extended Thinking + Web Search het grootste verschil voor je resultaten. Eén minuut om in te stellen.</w:t>
             </w:r>
           </w:p>
         </w:tc>
@@ -2924,7 +3057,7 @@
         <w:spacing w:after="100" w:line="262"/>
       </w:pPr>
       <w:r>
-        <w:t xml:space="preserve">Voel de « agent »-kant: </w:t>
+        <w:t xml:space="preserve">Voel de « agent »-kant (Claude dat zelfstandig werkt, stap voor stap): </w:t>
       </w:r>
       <w:r>
         <w:rPr>
@@ -4000,7 +4133,7 @@
         <w:t xml:space="preserve">een bestand bestaat pas echt voor jou zodra het is opgeslagen in de map die je koos.</w:t>
       </w:r>
       <w:r>
-        <w:t xml:space="preserve"> Als Claude zegt iets gemaakt te hebben dat je niet vindt, staat het bijna altijd nog in de scratchpad of sandbox.</w:t>
+        <w:t xml:space="preserve"> Als Claude zegt iets gemaakt te hebben dat je niet vindt, staat het bijna altijd nog in de scratchpad (Claudes privé-kladblok) of de sandbox (een tijdelijke, afgeschermde computer waarin Claude werkt).</w:t>
       </w:r>
     </w:p>
     <w:p>
@@ -5006,7 +5139,7 @@
         <w:spacing w:after="100" w:line="262"/>
       </w:pPr>
       <w:r>
-        <w:t xml:space="preserve">Wanneer Claude iets moet draaien — een bestand omzetten, rekenen, een spreadsheet bouwen — doet het dat in een sandbox: een kleine, geïsoleerde Linux-computer die alleen voor je sessie opstart.</w:t>
+        <w:t xml:space="preserve">Wanneer Claude iets moet draaien — een bestand omzetten, rekenen, een spreadsheet bouwen — doet het dat in een sandbox: een kleine, geïsoleerde Linux-computer (Linux is een besturingssysteem, zoals Windows) die alleen voor je sessie opstart.</w:t>
       </w:r>
     </w:p>
     <w:p>
@@ -5133,7 +5266,7 @@
         <w:t xml:space="preserve">Een echte computer. </w:t>
       </w:r>
       <w:r>
-        <w:t xml:space="preserve">Met Python, Node en gangbare tools: Claude bouwt en test echt.</w:t>
+        <w:t xml:space="preserve">Met Python en Node (programmeertalen) en gangbare tools: Claude bouwt en test echt.</w:t>
       </w:r>
     </w:p>
     <w:p>
@@ -5144,7 +5277,7 @@
         <w:spacing w:after="100" w:line="262"/>
       </w:pPr>
       <w:r>
-        <w:t xml:space="preserve">Je « veiligheidsperimeter » is simpelweg de som van de toegang die je geeft — de verbonden map, de connectors die je aanzet, en of je computer use toestaat. Houd elk zo klein als de taak vereist.</w:t>
+        <w:t xml:space="preserve">Je « veiligheidsperimeter » is simpelweg de som van de toegang die je geeft — de verbonden map, de connectors die je aanzet, en of je computer use toestaat (Claude die je muis beweegt en op je scherm typt). Houd elk zo klein als de taak vereist.</w:t>
       </w:r>
     </w:p>
     <w:tbl>
@@ -5330,7 +5463,7 @@
         <w:spacing w:after="46" w:line="258"/>
       </w:pPr>
       <w:r>
-        <w:t xml:space="preserve">Een formaatomzetter (Markdown naar Word) laat soms het einde vallen.</w:t>
+        <w:t xml:space="preserve">Een formaatomzetter (Markdown, een eenvoudig tekstformaat met lichte opmaak, naar Word) laat soms het einde vallen.</w:t>
       </w:r>
     </w:p>
     <w:p>
@@ -5776,7 +5909,7 @@
               <w:spacing w:after="100" w:line="262"/>
             </w:pPr>
             <w:r>
-              <w:t xml:space="preserve">Het drukke venster in Europa is ongeveer 14–20 uur. Doe grote sessies 's ochtends wanneer je kunt — sneller, en je verspilt minder quota.</w:t>
+              <w:t xml:space="preserve">In mijn ervaring is het drukke venster in Europa ongeveer 14–20 uur. Doe grote sessies 's ochtends wanneer je kunt — sneller, en je verspilt minder quota.</w:t>
             </w:r>
           </w:p>
         </w:tc>
@@ -5821,7 +5954,7 @@
         <w:spacing w:after="100" w:line="262"/>
       </w:pPr>
       <w:r>
-        <w:t xml:space="preserve">Start een nieuw gesprek na ongeveer vijftig berichten of meerdere grote bestanden, bij een ander onderwerp, of als Claude zich begint te herhalen. Een goed ritme: één onderwerp per sessie, hoogstens een uur of twee.</w:t>
+        <w:t xml:space="preserve">Mijn vuistregel: start een nieuw gesprek na ongeveer vijftig berichten of meerdere grote bestanden, bij een ander onderwerp, of als Claude zich begint te herhalen. Een goed ritme: één onderwerp per sessie, hoogstens een uur of twee.</w:t>
       </w:r>
     </w:p>
     <w:p>
@@ -5875,7 +6008,7 @@
         <w:t xml:space="preserve">Houd instructiebestanden kort </w:t>
       </w:r>
       <w:r>
-        <w:t xml:space="preserve">(onder 500 woorden).</w:t>
+        <w:t xml:space="preserve">(in mijn ervaring werkt onder 500 woorden het best).</w:t>
       </w:r>
     </w:p>
     <w:p>
@@ -6514,7 +6647,7 @@
           <w:b/>
           <w:bCs/>
         </w:rPr>
-        <w:t xml:space="preserve">Wees voorzichtig met « skip permissions ». </w:t>
+        <w:t xml:space="preserve">Wees voorzichtig met « skip permissions » (Claude laten handelen zonder het je eerst te vragen). </w:t>
       </w:r>
       <w:r>
         <w:t xml:space="preserve">Zet het alleen uit waar de bestanden vervangbaar zijn.</w:t>
@@ -6540,7 +6673,7 @@
         <w:t xml:space="preserve">Plak nooit geheimen. </w:t>
       </w:r>
       <w:r>
-        <w:t xml:space="preserve">API-sleutels en wachtwoorden horen in een lokaal configbestand, niet in een chat.</w:t>
+        <w:t xml:space="preserve">API-sleutels (geheime codes waarmee een programma een dienst mag gebruiken) en wachtwoorden horen in een lokaal instellingenbestand, niet in een chat.</w:t>
       </w:r>
     </w:p>
     <w:p>
@@ -7458,6 +7591,23 @@
         <w:t xml:space="preserve">16. Woordenlijst in gewone taal</w:t>
       </w:r>
     </w:p>
+    <w:p>
+      <w:pPr>
+        <w:keepNext/>
+        <w:keepLines/>
+        <w:spacing w:before="160" w:after="60"/>
+      </w:pPr>
+      <w:r>
+        <w:rPr>
+          <w:b/>
+          <w:bCs/>
+          <w:color w:val="1F3A5F"/>
+          <w:sz w:val="24"/>
+          <w:szCs w:val="24"/>
+        </w:rPr>
+        <w:t xml:space="preserve">AI-woorden</w:t>
+      </w:r>
+    </w:p>
     <w:tbl>
       <w:tblPr>
         <w:tblW w:type="dxa" w:w="9026"/>
@@ -7471,8 +7621,8 @@
         </w:tblBorders>
       </w:tblPr>
       <w:tblGrid>
-        <w:gridCol w:w="2600"/>
-        <w:gridCol w:w="6426"/>
+        <w:gridCol w:w="2300"/>
+        <w:gridCol w:w="6726"/>
       </w:tblGrid>
       <w:tr>
         <w:trPr>
@@ -7481,16 +7631,20 @@
         </w:trPr>
         <w:tc>
           <w:tcPr>
-            <w:tcW w:type="dxa" w:w="2600"/>
+            <w:tcW w:type="dxa" w:w="2300"/>
             <w:shd w:fill="1F3A5F" w:val="clear"/>
             <w:tcMar>
-              <w:top w:type="dxa" w:w="80"/>
-              <w:left w:type="dxa" w:w="120"/>
-              <w:bottom w:type="dxa" w:w="80"/>
-              <w:right w:type="dxa" w:w="120"/>
-            </w:tcMar>
-          </w:tcPr>
-          <w:p>
+              <w:top w:type="dxa" w:w="70"/>
+              <w:left w:type="dxa" w:w="120"/>
+              <w:bottom w:type="dxa" w:w="70"/>
+              <w:right w:type="dxa" w:w="120"/>
+            </w:tcMar>
+          </w:tcPr>
+          <w:p>
+            <w:pPr>
+              <w:keepNext/>
+              <w:spacing w:after="0"/>
+            </w:pPr>
             <w:r>
               <w:rPr>
                 <w:b/>
@@ -7505,16 +7659,20 @@
         </w:tc>
         <w:tc>
           <w:tcPr>
-            <w:tcW w:type="dxa" w:w="6426"/>
+            <w:tcW w:type="dxa" w:w="6726"/>
             <w:shd w:fill="1F3A5F" w:val="clear"/>
             <w:tcMar>
-              <w:top w:type="dxa" w:w="80"/>
-              <w:left w:type="dxa" w:w="120"/>
-              <w:bottom w:type="dxa" w:w="80"/>
-              <w:right w:type="dxa" w:w="120"/>
-            </w:tcMar>
-          </w:tcPr>
-          <w:p>
+              <w:top w:type="dxa" w:w="70"/>
+              <w:left w:type="dxa" w:w="120"/>
+              <w:bottom w:type="dxa" w:w="70"/>
+              <w:right w:type="dxa" w:w="120"/>
+            </w:tcMar>
+          </w:tcPr>
+          <w:p>
+            <w:pPr>
+              <w:keepNext/>
+              <w:spacing w:after="0"/>
+            </w:pPr>
             <w:r>
               <w:rPr>
                 <w:b/>
@@ -7534,7 +7692,7 @@
         </w:trPr>
         <w:tc>
           <w:tcPr>
-            <w:tcW w:type="dxa" w:w="2600"/>
+            <w:tcW w:type="dxa" w:w="2300"/>
             <w:shd w:fill="EDF2F7" w:val="clear"/>
             <w:tcMar>
               <w:top w:type="dxa" w:w="70"/>
@@ -7544,6 +7702,9 @@
             </w:tcMar>
           </w:tcPr>
           <w:p>
+            <w:pPr>
+              <w:spacing w:after="0"/>
+            </w:pPr>
             <w:r>
               <w:rPr>
                 <w:sz w:val="21"/>
@@ -7555,7 +7716,7 @@
         </w:tc>
         <w:tc>
           <w:tcPr>
-            <w:tcW w:type="dxa" w:w="6426"/>
+            <w:tcW w:type="dxa" w:w="6726"/>
             <w:shd w:fill="EDF2F7" w:val="clear"/>
             <w:tcMar>
               <w:top w:type="dxa" w:w="70"/>
@@ -7565,12 +7726,15 @@
             </w:tcMar>
           </w:tcPr>
           <w:p>
-            <w:r>
-              <w:rPr>
-                <w:sz w:val="21"/>
-                <w:szCs w:val="21"/>
-              </w:rPr>
-              <w:t xml:space="preserve">De motor die denkt (Opus, Sonnet, Haiku). Slimmer = duurder.</w:t>
+            <w:pPr>
+              <w:spacing w:after="0"/>
+            </w:pPr>
+            <w:r>
+              <w:rPr>
+                <w:sz w:val="21"/>
+                <w:szCs w:val="21"/>
+              </w:rPr>
+              <w:t xml:space="preserve">De motor die het denkwerk doet (Opus, Sonnet, Haiku). Slimmere modellen verbruiken meer van je quotum.</w:t>
             </w:r>
           </w:p>
         </w:tc>
@@ -7581,7 +7745,7 @@
         </w:trPr>
         <w:tc>
           <w:tcPr>
-            <w:tcW w:type="dxa" w:w="2600"/>
+            <w:tcW w:type="dxa" w:w="2300"/>
             <w:shd w:fill="FFFFFF" w:val="clear"/>
             <w:tcMar>
               <w:top w:type="dxa" w:w="70"/>
@@ -7591,6 +7755,9 @@
             </w:tcMar>
           </w:tcPr>
           <w:p>
+            <w:pPr>
+              <w:spacing w:after="0"/>
+            </w:pPr>
             <w:r>
               <w:rPr>
                 <w:sz w:val="21"/>
@@ -7602,7 +7769,7 @@
         </w:tc>
         <w:tc>
           <w:tcPr>
-            <w:tcW w:type="dxa" w:w="6426"/>
+            <w:tcW w:type="dxa" w:w="6726"/>
             <w:shd w:fill="FFFFFF" w:val="clear"/>
             <w:tcMar>
               <w:top w:type="dxa" w:w="70"/>
@@ -7612,6 +7779,9 @@
             </w:tcMar>
           </w:tcPr>
           <w:p>
+            <w:pPr>
+              <w:spacing w:after="0"/>
+            </w:pPr>
             <w:r>
               <w:rPr>
                 <w:sz w:val="21"/>
@@ -7628,7 +7798,7 @@
         </w:trPr>
         <w:tc>
           <w:tcPr>
-            <w:tcW w:type="dxa" w:w="2600"/>
+            <w:tcW w:type="dxa" w:w="2300"/>
             <w:shd w:fill="EDF2F7" w:val="clear"/>
             <w:tcMar>
               <w:top w:type="dxa" w:w="70"/>
@@ -7638,6 +7808,9 @@
             </w:tcMar>
           </w:tcPr>
           <w:p>
+            <w:pPr>
+              <w:spacing w:after="0"/>
+            </w:pPr>
             <w:r>
               <w:rPr>
                 <w:sz w:val="21"/>
@@ -7649,7 +7822,7 @@
         </w:tc>
         <w:tc>
           <w:tcPr>
-            <w:tcW w:type="dxa" w:w="6426"/>
+            <w:tcW w:type="dxa" w:w="6726"/>
             <w:shd w:fill="EDF2F7" w:val="clear"/>
             <w:tcMar>
               <w:top w:type="dxa" w:w="70"/>
@@ -7659,12 +7832,15 @@
             </w:tcMar>
           </w:tcPr>
           <w:p>
-            <w:r>
-              <w:rPr>
-                <w:sz w:val="21"/>
-                <w:szCs w:val="21"/>
-              </w:rPr>
-              <w:t xml:space="preserve">Alles wat Claude ziet bij het antwoorden. De echte bron van kwaliteit.</w:t>
+            <w:pPr>
+              <w:spacing w:after="0"/>
+            </w:pPr>
+            <w:r>
+              <w:rPr>
+                <w:sz w:val="21"/>
+                <w:szCs w:val="21"/>
+              </w:rPr>
+              <w:t xml:space="preserve">Alles wat Claude ziet terwijl het antwoordt. De echte bron van kwaliteit.</w:t>
             </w:r>
           </w:p>
         </w:tc>
@@ -7675,7 +7851,7 @@
         </w:trPr>
         <w:tc>
           <w:tcPr>
-            <w:tcW w:type="dxa" w:w="2600"/>
+            <w:tcW w:type="dxa" w:w="2300"/>
             <w:shd w:fill="FFFFFF" w:val="clear"/>
             <w:tcMar>
               <w:top w:type="dxa" w:w="70"/>
@@ -7685,6 +7861,9 @@
             </w:tcMar>
           </w:tcPr>
           <w:p>
+            <w:pPr>
+              <w:spacing w:after="0"/>
+            </w:pPr>
             <w:r>
               <w:rPr>
                 <w:sz w:val="21"/>
@@ -7696,7 +7875,7 @@
         </w:tc>
         <w:tc>
           <w:tcPr>
-            <w:tcW w:type="dxa" w:w="6426"/>
+            <w:tcW w:type="dxa" w:w="6726"/>
             <w:shd w:fill="FFFFFF" w:val="clear"/>
             <w:tcMar>
               <w:top w:type="dxa" w:w="70"/>
@@ -7706,12 +7885,15 @@
             </w:tcMar>
           </w:tcPr>
           <w:p>
-            <w:r>
-              <w:rPr>
-                <w:sz w:val="21"/>
-                <w:szCs w:val="21"/>
-              </w:rPr>
-              <w:t xml:space="preserve">Een stukje tekst (ongeveer driekwart woord). Limieten en kosten tellen in tokens.</w:t>
+            <w:pPr>
+              <w:spacing w:after="0"/>
+            </w:pPr>
+            <w:r>
+              <w:rPr>
+                <w:sz w:val="21"/>
+                <w:szCs w:val="21"/>
+              </w:rPr>
+              <w:t xml:space="preserve">Een stukje tekst, ongeveer driekwart woord. Limieten en kosten tellen in tokens.</w:t>
             </w:r>
           </w:p>
         </w:tc>
@@ -7722,7 +7904,7 @@
         </w:trPr>
         <w:tc>
           <w:tcPr>
-            <w:tcW w:type="dxa" w:w="2600"/>
+            <w:tcW w:type="dxa" w:w="2300"/>
             <w:shd w:fill="EDF2F7" w:val="clear"/>
             <w:tcMar>
               <w:top w:type="dxa" w:w="70"/>
@@ -7732,18 +7914,21 @@
             </w:tcMar>
           </w:tcPr>
           <w:p>
-            <w:r>
-              <w:rPr>
-                <w:sz w:val="21"/>
-                <w:szCs w:val="21"/>
-              </w:rPr>
-              <w:t xml:space="preserve">Context window</w:t>
-            </w:r>
-          </w:p>
-        </w:tc>
-        <w:tc>
-          <w:tcPr>
-            <w:tcW w:type="dxa" w:w="6426"/>
+            <w:pPr>
+              <w:spacing w:after="0"/>
+            </w:pPr>
+            <w:r>
+              <w:rPr>
+                <w:sz w:val="21"/>
+                <w:szCs w:val="21"/>
+              </w:rPr>
+              <w:t xml:space="preserve">Contextvenster</w:t>
+            </w:r>
+          </w:p>
+        </w:tc>
+        <w:tc>
+          <w:tcPr>
+            <w:tcW w:type="dxa" w:w="6726"/>
             <w:shd w:fill="EDF2F7" w:val="clear"/>
             <w:tcMar>
               <w:top w:type="dxa" w:w="70"/>
@@ -7753,12 +7938,15 @@
             </w:tcMar>
           </w:tcPr>
           <w:p>
-            <w:r>
-              <w:rPr>
-                <w:sz w:val="21"/>
-                <w:szCs w:val="21"/>
-              </w:rPr>
-              <w:t xml:space="preserve">Wat Claude in één keer vasthoudt (~1 M op Opus/Sonnet, 200 K op Haiku).</w:t>
+            <w:pPr>
+              <w:spacing w:after="0"/>
+            </w:pPr>
+            <w:r>
+              <w:rPr>
+                <w:sz w:val="21"/>
+                <w:szCs w:val="21"/>
+              </w:rPr>
+              <w:t xml:space="preserve">Hoeveel tekst Claude in één keer vasthoudt (ongeveer 1M tokens op Opus/Sonnet, 200K op Haiku).</w:t>
             </w:r>
           </w:p>
         </w:tc>
@@ -7769,7 +7957,7 @@
         </w:trPr>
         <w:tc>
           <w:tcPr>
-            <w:tcW w:type="dxa" w:w="2600"/>
+            <w:tcW w:type="dxa" w:w="2300"/>
             <w:shd w:fill="FFFFFF" w:val="clear"/>
             <w:tcMar>
               <w:top w:type="dxa" w:w="70"/>
@@ -7779,6 +7967,9 @@
             </w:tcMar>
           </w:tcPr>
           <w:p>
+            <w:pPr>
+              <w:spacing w:after="0"/>
+            </w:pPr>
             <w:r>
               <w:rPr>
                 <w:sz w:val="21"/>
@@ -7790,7 +7981,7 @@
         </w:tc>
         <w:tc>
           <w:tcPr>
-            <w:tcW w:type="dxa" w:w="6426"/>
+            <w:tcW w:type="dxa" w:w="6726"/>
             <w:shd w:fill="FFFFFF" w:val="clear"/>
             <w:tcMar>
               <w:top w:type="dxa" w:w="70"/>
@@ -7800,12 +7991,15 @@
             </w:tcMar>
           </w:tcPr>
           <w:p>
-            <w:r>
-              <w:rPr>
-                <w:sz w:val="21"/>
-                <w:szCs w:val="21"/>
-              </w:rPr>
-              <w:t xml:space="preserve">Een modus waarin Claude redeneert vóór het antwoordt.</w:t>
+            <w:pPr>
+              <w:spacing w:after="0"/>
+            </w:pPr>
+            <w:r>
+              <w:rPr>
+                <w:sz w:val="21"/>
+                <w:szCs w:val="21"/>
+              </w:rPr>
+              <w:t xml:space="preserve">Een modus waarin Claude nadenkt voor het antwoordt.</w:t>
             </w:r>
           </w:p>
         </w:tc>
@@ -7816,7 +8010,7 @@
         </w:trPr>
         <w:tc>
           <w:tcPr>
-            <w:tcW w:type="dxa" w:w="2600"/>
+            <w:tcW w:type="dxa" w:w="2300"/>
             <w:shd w:fill="EDF2F7" w:val="clear"/>
             <w:tcMar>
               <w:top w:type="dxa" w:w="70"/>
@@ -7826,18 +8020,21 @@
             </w:tcMar>
           </w:tcPr>
           <w:p>
-            <w:r>
-              <w:rPr>
-                <w:sz w:val="21"/>
-                <w:szCs w:val="21"/>
-              </w:rPr>
-              <w:t xml:space="preserve">Sandbox</w:t>
-            </w:r>
-          </w:p>
-        </w:tc>
-        <w:tc>
-          <w:tcPr>
-            <w:tcW w:type="dxa" w:w="6426"/>
+            <w:pPr>
+              <w:spacing w:after="0"/>
+            </w:pPr>
+            <w:r>
+              <w:rPr>
+                <w:sz w:val="21"/>
+                <w:szCs w:val="21"/>
+              </w:rPr>
+              <w:t xml:space="preserve">Web Search</w:t>
+            </w:r>
+          </w:p>
+        </w:tc>
+        <w:tc>
+          <w:tcPr>
+            <w:tcW w:type="dxa" w:w="6726"/>
             <w:shd w:fill="EDF2F7" w:val="clear"/>
             <w:tcMar>
               <w:top w:type="dxa" w:w="70"/>
@@ -7847,12 +8044,15 @@
             </w:tcMar>
           </w:tcPr>
           <w:p>
-            <w:r>
-              <w:rPr>
-                <w:sz w:val="21"/>
-                <w:szCs w:val="21"/>
-              </w:rPr>
-              <w:t xml:space="preserve">Een tijdelijke, geïsoleerde Linux-computer om veilig code te draaien.</w:t>
+            <w:pPr>
+              <w:spacing w:after="0"/>
+            </w:pPr>
+            <w:r>
+              <w:rPr>
+                <w:sz w:val="21"/>
+                <w:szCs w:val="21"/>
+              </w:rPr>
+              <w:t xml:space="preserve">Laat Claude feiten online controleren in plaats van te gokken.</w:t>
             </w:r>
           </w:p>
         </w:tc>
@@ -7863,7 +8063,7 @@
         </w:trPr>
         <w:tc>
           <w:tcPr>
-            <w:tcW w:type="dxa" w:w="2600"/>
+            <w:tcW w:type="dxa" w:w="2300"/>
             <w:shd w:fill="FFFFFF" w:val="clear"/>
             <w:tcMar>
               <w:top w:type="dxa" w:w="70"/>
@@ -7873,18 +8073,21 @@
             </w:tcMar>
           </w:tcPr>
           <w:p>
-            <w:r>
-              <w:rPr>
-                <w:sz w:val="21"/>
-                <w:szCs w:val="21"/>
-              </w:rPr>
-              <w:t xml:space="preserve">Scratchpad</w:t>
-            </w:r>
-          </w:p>
-        </w:tc>
-        <w:tc>
-          <w:tcPr>
-            <w:tcW w:type="dxa" w:w="6426"/>
+            <w:pPr>
+              <w:spacing w:after="0"/>
+            </w:pPr>
+            <w:r>
+              <w:rPr>
+                <w:sz w:val="21"/>
+                <w:szCs w:val="21"/>
+              </w:rPr>
+              <w:t xml:space="preserve">Agent</w:t>
+            </w:r>
+          </w:p>
+        </w:tc>
+        <w:tc>
+          <w:tcPr>
+            <w:tcW w:type="dxa" w:w="6726"/>
             <w:shd w:fill="FFFFFF" w:val="clear"/>
             <w:tcMar>
               <w:top w:type="dxa" w:w="70"/>
@@ -7894,12 +8097,116 @@
             </w:tcMar>
           </w:tcPr>
           <w:p>
-            <w:r>
-              <w:rPr>
-                <w:sz w:val="21"/>
-                <w:szCs w:val="21"/>
-              </w:rPr>
-              <w:t xml:space="preserve">Claude's privé-kladruimte, vóór opslaan in je map.</w:t>
+            <w:pPr>
+              <w:spacing w:after="0"/>
+            </w:pPr>
+            <w:r>
+              <w:rPr>
+                <w:sz w:val="21"/>
+                <w:szCs w:val="21"/>
+              </w:rPr>
+              <w:t xml:space="preserve">Claude dat zelfstandig naar een doel werkt, stap voor stap.</w:t>
+            </w:r>
+          </w:p>
+        </w:tc>
+      </w:tr>
+    </w:tbl>
+    <w:p>
+      <w:pPr>
+        <w:spacing w:after="80" w:line="120" w:lineRule="exact"/>
+      </w:pPr>
+    </w:p>
+    <w:p>
+      <w:pPr>
+        <w:keepNext/>
+        <w:keepLines/>
+        <w:spacing w:before="160" w:after="60"/>
+      </w:pPr>
+      <w:r>
+        <w:rPr>
+          <w:b/>
+          <w:bCs/>
+          <w:color w:val="1F3A5F"/>
+          <w:sz w:val="24"/>
+          <w:szCs w:val="24"/>
+        </w:rPr>
+        <w:t xml:space="preserve">Waar je bestanden leven</w:t>
+      </w:r>
+    </w:p>
+    <w:tbl>
+      <w:tblPr>
+        <w:tblW w:type="dxa" w:w="9026"/>
+        <w:tblBorders>
+          <w:top w:val="single" w:color="CCCCCC" w:sz="1"/>
+          <w:left w:val="single" w:color="CCCCCC" w:sz="1"/>
+          <w:bottom w:val="single" w:color="CCCCCC" w:sz="1"/>
+          <w:right w:val="single" w:color="CCCCCC" w:sz="1"/>
+          <w:insideH w:val="single" w:color="CCCCCC" w:sz="1"/>
+          <w:insideV w:val="single" w:color="CCCCCC" w:sz="1"/>
+        </w:tblBorders>
+      </w:tblPr>
+      <w:tblGrid>
+        <w:gridCol w:w="2300"/>
+        <w:gridCol w:w="6726"/>
+      </w:tblGrid>
+      <w:tr>
+        <w:trPr>
+          <w:cantSplit/>
+          <w:tblHeader/>
+        </w:trPr>
+        <w:tc>
+          <w:tcPr>
+            <w:tcW w:type="dxa" w:w="2300"/>
+            <w:shd w:fill="1F3A5F" w:val="clear"/>
+            <w:tcMar>
+              <w:top w:type="dxa" w:w="70"/>
+              <w:left w:type="dxa" w:w="120"/>
+              <w:bottom w:type="dxa" w:w="70"/>
+              <w:right w:type="dxa" w:w="120"/>
+            </w:tcMar>
+          </w:tcPr>
+          <w:p>
+            <w:pPr>
+              <w:keepNext/>
+              <w:spacing w:after="0"/>
+            </w:pPr>
+            <w:r>
+              <w:rPr>
+                <w:b/>
+                <w:bCs/>
+                <w:color w:val="FFFFFF"/>
+                <w:sz w:val="21"/>
+                <w:szCs w:val="21"/>
+              </w:rPr>
+              <w:t xml:space="preserve">Term</w:t>
+            </w:r>
+          </w:p>
+        </w:tc>
+        <w:tc>
+          <w:tcPr>
+            <w:tcW w:type="dxa" w:w="6726"/>
+            <w:shd w:fill="1F3A5F" w:val="clear"/>
+            <w:tcMar>
+              <w:top w:type="dxa" w:w="70"/>
+              <w:left w:type="dxa" w:w="120"/>
+              <w:bottom w:type="dxa" w:w="70"/>
+              <w:right w:type="dxa" w:w="120"/>
+            </w:tcMar>
+          </w:tcPr>
+          <w:p>
+            <w:pPr>
+              <w:keepNext/>
+              <w:spacing w:after="0"/>
+            </w:pPr>
+            <w:r>
+              <w:rPr>
+                <w:b/>
+                <w:bCs/>
+                <w:color w:val="FFFFFF"/>
+                <w:sz w:val="21"/>
+                <w:szCs w:val="21"/>
+              </w:rPr>
+              <w:t xml:space="preserve">In gewone woorden</w:t>
             </w:r>
           </w:p>
         </w:tc>
@@ -7910,7 +8217,7 @@
         </w:trPr>
         <w:tc>
           <w:tcPr>
-            <w:tcW w:type="dxa" w:w="2600"/>
+            <w:tcW w:type="dxa" w:w="2300"/>
             <w:shd w:fill="EDF2F7" w:val="clear"/>
             <w:tcMar>
               <w:top w:type="dxa" w:w="70"/>
@@ -7920,18 +8227,21 @@
             </w:tcMar>
           </w:tcPr>
           <w:p>
-            <w:r>
-              <w:rPr>
-                <w:sz w:val="21"/>
-                <w:szCs w:val="21"/>
-              </w:rPr>
-              <w:t xml:space="preserve">Afkapping</w:t>
-            </w:r>
-          </w:p>
-        </w:tc>
-        <w:tc>
-          <w:tcPr>
-            <w:tcW w:type="dxa" w:w="6426"/>
+            <w:pPr>
+              <w:spacing w:after="0"/>
+            </w:pPr>
+            <w:r>
+              <w:rPr>
+                <w:sz w:val="21"/>
+                <w:szCs w:val="21"/>
+              </w:rPr>
+              <w:t xml:space="preserve">Cowork</w:t>
+            </w:r>
+          </w:p>
+        </w:tc>
+        <w:tc>
+          <w:tcPr>
+            <w:tcW w:type="dxa" w:w="6726"/>
             <w:shd w:fill="EDF2F7" w:val="clear"/>
             <w:tcMar>
               <w:top w:type="dxa" w:w="70"/>
@@ -7941,12 +8251,15 @@
             </w:tcMar>
           </w:tcPr>
           <w:p>
-            <w:r>
-              <w:rPr>
-                <w:sz w:val="21"/>
-                <w:szCs w:val="21"/>
-              </w:rPr>
-              <w:t xml:space="preserve">Een bestand dat stilletjes wordt afgesneden, meestal aan het einde. Zie h. 11.</w:t>
+            <w:pPr>
+              <w:spacing w:after="0"/>
+            </w:pPr>
+            <w:r>
+              <w:rPr>
+                <w:sz w:val="21"/>
+                <w:szCs w:val="21"/>
+              </w:rPr>
+              <w:t xml:space="preserve">De desktop-agent die in een map werkt en afgewerkte bestanden maakt.</w:t>
             </w:r>
           </w:p>
         </w:tc>
@@ -7957,7 +8270,7 @@
         </w:trPr>
         <w:tc>
           <w:tcPr>
-            <w:tcW w:type="dxa" w:w="2600"/>
+            <w:tcW w:type="dxa" w:w="2300"/>
             <w:shd w:fill="FFFFFF" w:val="clear"/>
             <w:tcMar>
               <w:top w:type="dxa" w:w="70"/>
@@ -7967,18 +8280,21 @@
             </w:tcMar>
           </w:tcPr>
           <w:p>
-            <w:r>
-              <w:rPr>
-                <w:sz w:val="21"/>
-                <w:szCs w:val="21"/>
-              </w:rPr>
-              <w:t xml:space="preserve">Cowork</w:t>
-            </w:r>
-          </w:p>
-        </w:tc>
-        <w:tc>
-          <w:tcPr>
-            <w:tcW w:type="dxa" w:w="6426"/>
+            <w:pPr>
+              <w:spacing w:after="0"/>
+            </w:pPr>
+            <w:r>
+              <w:rPr>
+                <w:sz w:val="21"/>
+                <w:szCs w:val="21"/>
+              </w:rPr>
+              <w:t xml:space="preserve">Sandbox</w:t>
+            </w:r>
+          </w:p>
+        </w:tc>
+        <w:tc>
+          <w:tcPr>
+            <w:tcW w:type="dxa" w:w="6726"/>
             <w:shd w:fill="FFFFFF" w:val="clear"/>
             <w:tcMar>
               <w:top w:type="dxa" w:w="70"/>
@@ -7988,12 +8304,15 @@
             </w:tcMar>
           </w:tcPr>
           <w:p>
-            <w:r>
-              <w:rPr>
-                <w:sz w:val="21"/>
-                <w:szCs w:val="21"/>
-              </w:rPr>
-              <w:t xml:space="preserve">De desktop-agent die in een map werkt en bestanden maakt.</w:t>
+            <w:pPr>
+              <w:spacing w:after="0"/>
+            </w:pPr>
+            <w:r>
+              <w:rPr>
+                <w:sz w:val="21"/>
+                <w:szCs w:val="21"/>
+              </w:rPr>
+              <w:t xml:space="preserve">Een tijdelijke, geïsoleerde Linux-computer waarin Claude veilig code draait.</w:t>
             </w:r>
           </w:p>
         </w:tc>
@@ -8004,7 +8323,7 @@
         </w:trPr>
         <w:tc>
           <w:tcPr>
-            <w:tcW w:type="dxa" w:w="2600"/>
+            <w:tcW w:type="dxa" w:w="2300"/>
             <w:shd w:fill="EDF2F7" w:val="clear"/>
             <w:tcMar>
               <w:top w:type="dxa" w:w="70"/>
@@ -8014,18 +8333,21 @@
             </w:tcMar>
           </w:tcPr>
           <w:p>
-            <w:r>
-              <w:rPr>
-                <w:sz w:val="21"/>
-                <w:szCs w:val="21"/>
-              </w:rPr>
-              <w:t xml:space="preserve">Dispatch</w:t>
-            </w:r>
-          </w:p>
-        </w:tc>
-        <w:tc>
-          <w:tcPr>
-            <w:tcW w:type="dxa" w:w="6426"/>
+            <w:pPr>
+              <w:spacing w:after="0"/>
+            </w:pPr>
+            <w:r>
+              <w:rPr>
+                <w:sz w:val="21"/>
+                <w:szCs w:val="21"/>
+              </w:rPr>
+              <w:t xml:space="preserve">Scratchpad</w:t>
+            </w:r>
+          </w:p>
+        </w:tc>
+        <w:tc>
+          <w:tcPr>
+            <w:tcW w:type="dxa" w:w="6726"/>
             <w:shd w:fill="EDF2F7" w:val="clear"/>
             <w:tcMar>
               <w:top w:type="dxa" w:w="70"/>
@@ -8035,12 +8357,15 @@
             </w:tcMar>
           </w:tcPr>
           <w:p>
-            <w:r>
-              <w:rPr>
-                <w:sz w:val="21"/>
-                <w:szCs w:val="21"/>
-              </w:rPr>
-              <w:t xml:space="preserve">Een Cowork-taak vanaf je telefoon geven; de desktop doet het werk.</w:t>
+            <w:pPr>
+              <w:spacing w:after="0"/>
+            </w:pPr>
+            <w:r>
+              <w:rPr>
+                <w:sz w:val="21"/>
+                <w:szCs w:val="21"/>
+              </w:rPr>
+              <w:t xml:space="preserve">Claudes privé-kladblok, vóór een bestand in je map wordt opgeslagen.</w:t>
             </w:r>
           </w:p>
         </w:tc>
@@ -8051,7 +8376,7 @@
         </w:trPr>
         <w:tc>
           <w:tcPr>
-            <w:tcW w:type="dxa" w:w="2600"/>
+            <w:tcW w:type="dxa" w:w="2300"/>
             <w:shd w:fill="FFFFFF" w:val="clear"/>
             <w:tcMar>
               <w:top w:type="dxa" w:w="70"/>
@@ -8061,18 +8386,21 @@
             </w:tcMar>
           </w:tcPr>
           <w:p>
-            <w:r>
-              <w:rPr>
-                <w:sz w:val="21"/>
-                <w:szCs w:val="21"/>
-              </w:rPr>
-              <w:t xml:space="preserve">Code</w:t>
-            </w:r>
-          </w:p>
-        </w:tc>
-        <w:tc>
-          <w:tcPr>
-            <w:tcW w:type="dxa" w:w="6426"/>
+            <w:pPr>
+              <w:spacing w:after="0"/>
+            </w:pPr>
+            <w:r>
+              <w:rPr>
+                <w:sz w:val="21"/>
+                <w:szCs w:val="21"/>
+              </w:rPr>
+              <w:t xml:space="preserve">Afkapping</w:t>
+            </w:r>
+          </w:p>
+        </w:tc>
+        <w:tc>
+          <w:tcPr>
+            <w:tcW w:type="dxa" w:w="6726"/>
             <w:shd w:fill="FFFFFF" w:val="clear"/>
             <w:tcMar>
               <w:top w:type="dxa" w:w="70"/>
@@ -8082,12 +8410,15 @@
             </w:tcMar>
           </w:tcPr>
           <w:p>
-            <w:r>
-              <w:rPr>
-                <w:sz w:val="21"/>
-                <w:szCs w:val="21"/>
-              </w:rPr>
-              <w:t xml:space="preserve">Claude die echte software schrijft en draait.</w:t>
+            <w:pPr>
+              <w:spacing w:after="0"/>
+            </w:pPr>
+            <w:r>
+              <w:rPr>
+                <w:sz w:val="21"/>
+                <w:szCs w:val="21"/>
+              </w:rPr>
+              <w:t xml:space="preserve">Een bestand dat ongemerkt wordt afgesneden, meestal aan het einde. Zie hoofdstuk 11.</w:t>
             </w:r>
           </w:p>
         </w:tc>
@@ -8098,7 +8429,7 @@
         </w:trPr>
         <w:tc>
           <w:tcPr>
-            <w:tcW w:type="dxa" w:w="2600"/>
+            <w:tcW w:type="dxa" w:w="2300"/>
             <w:shd w:fill="EDF2F7" w:val="clear"/>
             <w:tcMar>
               <w:top w:type="dxa" w:w="70"/>
@@ -8108,18 +8439,21 @@
             </w:tcMar>
           </w:tcPr>
           <w:p>
-            <w:r>
-              <w:rPr>
-                <w:sz w:val="21"/>
-                <w:szCs w:val="21"/>
-              </w:rPr>
-              <w:t xml:space="preserve">Project</w:t>
-            </w:r>
-          </w:p>
-        </w:tc>
-        <w:tc>
-          <w:tcPr>
-            <w:tcW w:type="dxa" w:w="6426"/>
+            <w:pPr>
+              <w:spacing w:after="0"/>
+            </w:pPr>
+            <w:r>
+              <w:rPr>
+                <w:sz w:val="21"/>
+                <w:szCs w:val="21"/>
+              </w:rPr>
+              <w:t xml:space="preserve">Files On-Demand</w:t>
+            </w:r>
+          </w:p>
+        </w:tc>
+        <w:tc>
+          <w:tcPr>
+            <w:tcW w:type="dxa" w:w="6726"/>
             <w:shd w:fill="EDF2F7" w:val="clear"/>
             <w:tcMar>
               <w:top w:type="dxa" w:w="70"/>
@@ -8129,12 +8463,15 @@
             </w:tcMar>
           </w:tcPr>
           <w:p>
-            <w:r>
-              <w:rPr>
-                <w:sz w:val="21"/>
-                <w:szCs w:val="21"/>
-              </w:rPr>
-              <w:t xml:space="preserve">Een map met gesprekken die instructies en bestanden delen.</w:t>
+            <w:pPr>
+              <w:spacing w:after="0"/>
+            </w:pPr>
+            <w:r>
+              <w:rPr>
+                <w:sz w:val="21"/>
+                <w:szCs w:val="21"/>
+              </w:rPr>
+              <w:t xml:space="preserve">Een OneDrive-instelling waarbij het echte bestand in de cloud blijft tot je het opent.</w:t>
             </w:r>
           </w:p>
         </w:tc>
@@ -8145,7 +8482,7 @@
         </w:trPr>
         <w:tc>
           <w:tcPr>
-            <w:tcW w:type="dxa" w:w="2600"/>
+            <w:tcW w:type="dxa" w:w="2300"/>
             <w:shd w:fill="FFFFFF" w:val="clear"/>
             <w:tcMar>
               <w:top w:type="dxa" w:w="70"/>
@@ -8155,18 +8492,21 @@
             </w:tcMar>
           </w:tcPr>
           <w:p>
-            <w:r>
-              <w:rPr>
-                <w:sz w:val="21"/>
-                <w:szCs w:val="21"/>
-              </w:rPr>
-              <w:t xml:space="preserve">Skill</w:t>
-            </w:r>
-          </w:p>
-        </w:tc>
-        <w:tc>
-          <w:tcPr>
-            <w:tcW w:type="dxa" w:w="6426"/>
+            <w:pPr>
+              <w:spacing w:after="0"/>
+            </w:pPr>
+            <w:r>
+              <w:rPr>
+                <w:sz w:val="21"/>
+                <w:szCs w:val="21"/>
+              </w:rPr>
+              <w:t xml:space="preserve">Markdown</w:t>
+            </w:r>
+          </w:p>
+        </w:tc>
+        <w:tc>
+          <w:tcPr>
+            <w:tcW w:type="dxa" w:w="6726"/>
             <w:shd w:fill="FFFFFF" w:val="clear"/>
             <w:tcMar>
               <w:top w:type="dxa" w:w="70"/>
@@ -8176,12 +8516,116 @@
             </w:tcMar>
           </w:tcPr>
           <w:p>
-            <w:r>
-              <w:rPr>
-                <w:sz w:val="21"/>
-                <w:szCs w:val="21"/>
-              </w:rPr>
-              <w:t xml:space="preserve">Een herbruikbaar instructiebestand (SKILL.md) dat Claude één taak leert.</w:t>
+            <w:pPr>
+              <w:spacing w:after="0"/>
+            </w:pPr>
+            <w:r>
+              <w:rPr>
+                <w:sz w:val="21"/>
+                <w:szCs w:val="21"/>
+              </w:rPr>
+              <w:t xml:space="preserve">Een eenvoudig tekstformaat met lichte opmaak. Zuinig met tokens, makkelijk leesbaar voor Claude.</w:t>
+            </w:r>
+          </w:p>
+        </w:tc>
+      </w:tr>
+    </w:tbl>
+    <w:p>
+      <w:pPr>
+        <w:spacing w:after="80" w:line="120" w:lineRule="exact"/>
+      </w:pPr>
+    </w:p>
+    <w:p>
+      <w:pPr>
+        <w:keepNext/>
+        <w:keepLines/>
+        <w:spacing w:before="160" w:after="60"/>
+      </w:pPr>
+      <w:r>
+        <w:rPr>
+          <w:b/>
+          <w:bCs/>
+          <w:color w:val="1F3A5F"/>
+          <w:sz w:val="24"/>
+          <w:szCs w:val="24"/>
+        </w:rPr>
+        <w:t xml:space="preserve">Verbinden, onthouden en veilig blijven</w:t>
+      </w:r>
+    </w:p>
+    <w:tbl>
+      <w:tblPr>
+        <w:tblW w:type="dxa" w:w="9026"/>
+        <w:tblBorders>
+          <w:top w:val="single" w:color="CCCCCC" w:sz="1"/>
+          <w:left w:val="single" w:color="CCCCCC" w:sz="1"/>
+          <w:bottom w:val="single" w:color="CCCCCC" w:sz="1"/>
+          <w:right w:val="single" w:color="CCCCCC" w:sz="1"/>
+          <w:insideH w:val="single" w:color="CCCCCC" w:sz="1"/>
+          <w:insideV w:val="single" w:color="CCCCCC" w:sz="1"/>
+        </w:tblBorders>
+      </w:tblPr>
+      <w:tblGrid>
+        <w:gridCol w:w="2300"/>
+        <w:gridCol w:w="6726"/>
+      </w:tblGrid>
+      <w:tr>
+        <w:trPr>
+          <w:cantSplit/>
+          <w:tblHeader/>
+        </w:trPr>
+        <w:tc>
+          <w:tcPr>
+            <w:tcW w:type="dxa" w:w="2300"/>
+            <w:shd w:fill="1F3A5F" w:val="clear"/>
+            <w:tcMar>
+              <w:top w:type="dxa" w:w="70"/>
+              <w:left w:type="dxa" w:w="120"/>
+              <w:bottom w:type="dxa" w:w="70"/>
+              <w:right w:type="dxa" w:w="120"/>
+            </w:tcMar>
+          </w:tcPr>
+          <w:p>
+            <w:pPr>
+              <w:keepNext/>
+              <w:spacing w:after="0"/>
+            </w:pPr>
+            <w:r>
+              <w:rPr>
+                <w:b/>
+                <w:bCs/>
+                <w:color w:val="FFFFFF"/>
+                <w:sz w:val="21"/>
+                <w:szCs w:val="21"/>
+              </w:rPr>
+              <w:t xml:space="preserve">Term</w:t>
+            </w:r>
+          </w:p>
+        </w:tc>
+        <w:tc>
+          <w:tcPr>
+            <w:tcW w:type="dxa" w:w="6726"/>
+            <w:shd w:fill="1F3A5F" w:val="clear"/>
+            <w:tcMar>
+              <w:top w:type="dxa" w:w="70"/>
+              <w:left w:type="dxa" w:w="120"/>
+              <w:bottom w:type="dxa" w:w="70"/>
+              <w:right w:type="dxa" w:w="120"/>
+            </w:tcMar>
+          </w:tcPr>
+          <w:p>
+            <w:pPr>
+              <w:keepNext/>
+              <w:spacing w:after="0"/>
+            </w:pPr>
+            <w:r>
+              <w:rPr>
+                <w:b/>
+                <w:bCs/>
+                <w:color w:val="FFFFFF"/>
+                <w:sz w:val="21"/>
+                <w:szCs w:val="21"/>
+              </w:rPr>
+              <w:t xml:space="preserve">In gewone woorden</w:t>
             </w:r>
           </w:p>
         </w:tc>
@@ -8192,7 +8636,7 @@
         </w:trPr>
         <w:tc>
           <w:tcPr>
-            <w:tcW w:type="dxa" w:w="2600"/>
+            <w:tcW w:type="dxa" w:w="2300"/>
             <w:shd w:fill="EDF2F7" w:val="clear"/>
             <w:tcMar>
               <w:top w:type="dxa" w:w="70"/>
@@ -8202,18 +8646,21 @@
             </w:tcMar>
           </w:tcPr>
           <w:p>
-            <w:r>
-              <w:rPr>
-                <w:sz w:val="21"/>
-                <w:szCs w:val="21"/>
-              </w:rPr>
-              <w:t xml:space="preserve">Connector / MCP</w:t>
-            </w:r>
-          </w:p>
-        </w:tc>
-        <w:tc>
-          <w:tcPr>
-            <w:tcW w:type="dxa" w:w="6426"/>
+            <w:pPr>
+              <w:spacing w:after="0"/>
+            </w:pPr>
+            <w:r>
+              <w:rPr>
+                <w:sz w:val="21"/>
+                <w:szCs w:val="21"/>
+              </w:rPr>
+              <w:t xml:space="preserve">Project</w:t>
+            </w:r>
+          </w:p>
+        </w:tc>
+        <w:tc>
+          <w:tcPr>
+            <w:tcW w:type="dxa" w:w="6726"/>
             <w:shd w:fill="EDF2F7" w:val="clear"/>
             <w:tcMar>
               <w:top w:type="dxa" w:w="70"/>
@@ -8223,12 +8670,15 @@
             </w:tcMar>
           </w:tcPr>
           <w:p>
-            <w:r>
-              <w:rPr>
-                <w:sz w:val="21"/>
-                <w:szCs w:val="21"/>
-              </w:rPr>
-              <w:t xml:space="preserve">Een brug waarmee Claude een andere app bereikt, zoals Gmail.</w:t>
+            <w:pPr>
+              <w:spacing w:after="0"/>
+            </w:pPr>
+            <w:r>
+              <w:rPr>
+                <w:sz w:val="21"/>
+                <w:szCs w:val="21"/>
+              </w:rPr>
+              <w:t xml:space="preserve">Een map met chats die instructies en bestanden delen.</w:t>
             </w:r>
           </w:p>
         </w:tc>
@@ -8239,7 +8689,7 @@
         </w:trPr>
         <w:tc>
           <w:tcPr>
-            <w:tcW w:type="dxa" w:w="2600"/>
+            <w:tcW w:type="dxa" w:w="2300"/>
             <w:shd w:fill="FFFFFF" w:val="clear"/>
             <w:tcMar>
               <w:top w:type="dxa" w:w="70"/>
@@ -8249,6 +8699,62 @@
             </w:tcMar>
           </w:tcPr>
           <w:p>
+            <w:pPr>
+              <w:spacing w:after="0"/>
+            </w:pPr>
+            <w:r>
+              <w:rPr>
+                <w:sz w:val="21"/>
+                <w:szCs w:val="21"/>
+              </w:rPr>
+              <w:t xml:space="preserve">Skill</w:t>
+            </w:r>
+          </w:p>
+        </w:tc>
+        <w:tc>
+          <w:tcPr>
+            <w:tcW w:type="dxa" w:w="6726"/>
+            <w:shd w:fill="FFFFFF" w:val="clear"/>
+            <w:tcMar>
+              <w:top w:type="dxa" w:w="70"/>
+              <w:left w:type="dxa" w:w="120"/>
+              <w:bottom w:type="dxa" w:w="70"/>
+              <w:right w:type="dxa" w:w="120"/>
+            </w:tcMar>
+          </w:tcPr>
+          <w:p>
+            <w:pPr>
+              <w:spacing w:after="0"/>
+            </w:pPr>
+            <w:r>
+              <w:rPr>
+                <w:sz w:val="21"/>
+                <w:szCs w:val="21"/>
+              </w:rPr>
+              <w:t xml:space="preserve">Een herbruikbaar instructiebestand (SKILL.md) dat Claude één taak leert.</w:t>
+            </w:r>
+          </w:p>
+        </w:tc>
+      </w:tr>
+      <w:tr>
+        <w:trPr>
+          <w:cantSplit/>
+        </w:trPr>
+        <w:tc>
+          <w:tcPr>
+            <w:tcW w:type="dxa" w:w="2300"/>
+            <w:shd w:fill="EDF2F7" w:val="clear"/>
+            <w:tcMar>
+              <w:top w:type="dxa" w:w="70"/>
+              <w:left w:type="dxa" w:w="120"/>
+              <w:bottom w:type="dxa" w:w="70"/>
+              <w:right w:type="dxa" w:w="120"/>
+            </w:tcMar>
+          </w:tcPr>
+          <w:p>
+            <w:pPr>
+              <w:spacing w:after="0"/>
+            </w:pPr>
             <w:r>
               <w:rPr>
                 <w:sz w:val="21"/>
@@ -8260,7 +8766,36 @@
         </w:tc>
         <w:tc>
           <w:tcPr>
-            <w:tcW w:type="dxa" w:w="6426"/>
+            <w:tcW w:type="dxa" w:w="6726"/>
+            <w:shd w:fill="EDF2F7" w:val="clear"/>
+            <w:tcMar>
+              <w:top w:type="dxa" w:w="70"/>
+              <w:left w:type="dxa" w:w="120"/>
+              <w:bottom w:type="dxa" w:w="70"/>
+              <w:right w:type="dxa" w:w="120"/>
+            </w:tcMar>
+          </w:tcPr>
+          <w:p>
+            <w:pPr>
+              <w:spacing w:after="0"/>
+            </w:pPr>
+            <w:r>
+              <w:rPr>
+                <w:sz w:val="21"/>
+                <w:szCs w:val="21"/>
+              </w:rPr>
+              <w:t xml:space="preserve">Wat Claude tussen sessies bewaart om je opzet te onthouden.</w:t>
+            </w:r>
+          </w:p>
+        </w:tc>
+      </w:tr>
+      <w:tr>
+        <w:trPr>
+          <w:cantSplit/>
+        </w:trPr>
+        <w:tc>
+          <w:tcPr>
+            <w:tcW w:type="dxa" w:w="2300"/>
             <w:shd w:fill="FFFFFF" w:val="clear"/>
             <w:tcMar>
               <w:top w:type="dxa" w:w="70"/>
@@ -8270,17 +8805,367 @@
             </w:tcMar>
           </w:tcPr>
           <w:p>
-            <w:r>
-              <w:rPr>
-                <w:sz w:val="21"/>
-                <w:szCs w:val="21"/>
-              </w:rPr>
-              <w:t xml:space="preserve">Feiten die Claude tussen sessies bewaart over je opzet.</w:t>
+            <w:pPr>
+              <w:spacing w:after="0"/>
+            </w:pPr>
+            <w:r>
+              <w:rPr>
+                <w:sz w:val="21"/>
+                <w:szCs w:val="21"/>
+              </w:rPr>
+              <w:t xml:space="preserve">Connector</w:t>
+            </w:r>
+          </w:p>
+        </w:tc>
+        <w:tc>
+          <w:tcPr>
+            <w:tcW w:type="dxa" w:w="6726"/>
+            <w:shd w:fill="FFFFFF" w:val="clear"/>
+            <w:tcMar>
+              <w:top w:type="dxa" w:w="70"/>
+              <w:left w:type="dxa" w:w="120"/>
+              <w:bottom w:type="dxa" w:w="70"/>
+              <w:right w:type="dxa" w:w="120"/>
+            </w:tcMar>
+          </w:tcPr>
+          <w:p>
+            <w:pPr>
+              <w:spacing w:after="0"/>
+            </w:pPr>
+            <w:r>
+              <w:rPr>
+                <w:sz w:val="21"/>
+                <w:szCs w:val="21"/>
+              </w:rPr>
+              <w:t xml:space="preserve">Een brug waarmee Claude een andere app bereikt, zoals Gmail of Outlook.</w:t>
+            </w:r>
+          </w:p>
+        </w:tc>
+      </w:tr>
+      <w:tr>
+        <w:trPr>
+          <w:cantSplit/>
+        </w:trPr>
+        <w:tc>
+          <w:tcPr>
+            <w:tcW w:type="dxa" w:w="2300"/>
+            <w:shd w:fill="EDF2F7" w:val="clear"/>
+            <w:tcMar>
+              <w:top w:type="dxa" w:w="70"/>
+              <w:left w:type="dxa" w:w="120"/>
+              <w:bottom w:type="dxa" w:w="70"/>
+              <w:right w:type="dxa" w:w="120"/>
+            </w:tcMar>
+          </w:tcPr>
+          <w:p>
+            <w:pPr>
+              <w:spacing w:after="0"/>
+            </w:pPr>
+            <w:r>
+              <w:rPr>
+                <w:sz w:val="21"/>
+                <w:szCs w:val="21"/>
+              </w:rPr>
+              <w:t xml:space="preserve">MCP</w:t>
+            </w:r>
+          </w:p>
+        </w:tc>
+        <w:tc>
+          <w:tcPr>
+            <w:tcW w:type="dxa" w:w="6726"/>
+            <w:shd w:fill="EDF2F7" w:val="clear"/>
+            <w:tcMar>
+              <w:top w:type="dxa" w:w="70"/>
+              <w:left w:type="dxa" w:w="120"/>
+              <w:bottom w:type="dxa" w:w="70"/>
+              <w:right w:type="dxa" w:w="120"/>
+            </w:tcMar>
+          </w:tcPr>
+          <w:p>
+            <w:pPr>
+              <w:spacing w:after="0"/>
+            </w:pPr>
+            <w:r>
+              <w:rPr>
+                <w:sz w:val="21"/>
+                <w:szCs w:val="21"/>
+              </w:rPr>
+              <w:t xml:space="preserve">De gedeelde standaard waarmee connectors met Claude praten.</w:t>
+            </w:r>
+          </w:p>
+        </w:tc>
+      </w:tr>
+      <w:tr>
+        <w:trPr>
+          <w:cantSplit/>
+        </w:trPr>
+        <w:tc>
+          <w:tcPr>
+            <w:tcW w:type="dxa" w:w="2300"/>
+            <w:shd w:fill="FFFFFF" w:val="clear"/>
+            <w:tcMar>
+              <w:top w:type="dxa" w:w="70"/>
+              <w:left w:type="dxa" w:w="120"/>
+              <w:bottom w:type="dxa" w:w="70"/>
+              <w:right w:type="dxa" w:w="120"/>
+            </w:tcMar>
+          </w:tcPr>
+          <w:p>
+            <w:pPr>
+              <w:spacing w:after="0"/>
+            </w:pPr>
+            <w:r>
+              <w:rPr>
+                <w:sz w:val="21"/>
+                <w:szCs w:val="21"/>
+              </w:rPr>
+              <w:t xml:space="preserve">Dispatch</w:t>
+            </w:r>
+          </w:p>
+        </w:tc>
+        <w:tc>
+          <w:tcPr>
+            <w:tcW w:type="dxa" w:w="6726"/>
+            <w:shd w:fill="FFFFFF" w:val="clear"/>
+            <w:tcMar>
+              <w:top w:type="dxa" w:w="70"/>
+              <w:left w:type="dxa" w:w="120"/>
+              <w:bottom w:type="dxa" w:w="70"/>
+              <w:right w:type="dxa" w:w="120"/>
+            </w:tcMar>
+          </w:tcPr>
+          <w:p>
+            <w:pPr>
+              <w:spacing w:after="0"/>
+            </w:pPr>
+            <w:r>
+              <w:rPr>
+                <w:sz w:val="21"/>
+                <w:szCs w:val="21"/>
+              </w:rPr>
+              <w:t xml:space="preserve">Een Cowork-taak starten vanaf je telefoon; de pc doet het werk.</w:t>
+            </w:r>
+          </w:p>
+        </w:tc>
+      </w:tr>
+      <w:tr>
+        <w:trPr>
+          <w:cantSplit/>
+        </w:trPr>
+        <w:tc>
+          <w:tcPr>
+            <w:tcW w:type="dxa" w:w="2300"/>
+            <w:shd w:fill="EDF2F7" w:val="clear"/>
+            <w:tcMar>
+              <w:top w:type="dxa" w:w="70"/>
+              <w:left w:type="dxa" w:w="120"/>
+              <w:bottom w:type="dxa" w:w="70"/>
+              <w:right w:type="dxa" w:w="120"/>
+            </w:tcMar>
+          </w:tcPr>
+          <w:p>
+            <w:pPr>
+              <w:spacing w:after="0"/>
+            </w:pPr>
+            <w:r>
+              <w:rPr>
+                <w:sz w:val="21"/>
+                <w:szCs w:val="21"/>
+              </w:rPr>
+              <w:t xml:space="preserve">Code</w:t>
+            </w:r>
+          </w:p>
+        </w:tc>
+        <w:tc>
+          <w:tcPr>
+            <w:tcW w:type="dxa" w:w="6726"/>
+            <w:shd w:fill="EDF2F7" w:val="clear"/>
+            <w:tcMar>
+              <w:top w:type="dxa" w:w="70"/>
+              <w:left w:type="dxa" w:w="120"/>
+              <w:bottom w:type="dxa" w:w="70"/>
+              <w:right w:type="dxa" w:w="120"/>
+            </w:tcMar>
+          </w:tcPr>
+          <w:p>
+            <w:pPr>
+              <w:spacing w:after="0"/>
+            </w:pPr>
+            <w:r>
+              <w:rPr>
+                <w:sz w:val="21"/>
+                <w:szCs w:val="21"/>
+              </w:rPr>
+              <w:t xml:space="preserve">Claude dat echte software schrijft en draait.</w:t>
+            </w:r>
+          </w:p>
+        </w:tc>
+      </w:tr>
+      <w:tr>
+        <w:trPr>
+          <w:cantSplit/>
+        </w:trPr>
+        <w:tc>
+          <w:tcPr>
+            <w:tcW w:type="dxa" w:w="2300"/>
+            <w:shd w:fill="FFFFFF" w:val="clear"/>
+            <w:tcMar>
+              <w:top w:type="dxa" w:w="70"/>
+              <w:left w:type="dxa" w:w="120"/>
+              <w:bottom w:type="dxa" w:w="70"/>
+              <w:right w:type="dxa" w:w="120"/>
+            </w:tcMar>
+          </w:tcPr>
+          <w:p>
+            <w:pPr>
+              <w:spacing w:after="0"/>
+            </w:pPr>
+            <w:r>
+              <w:rPr>
+                <w:sz w:val="21"/>
+                <w:szCs w:val="21"/>
+              </w:rPr>
+              <w:t xml:space="preserve">API-sleutel</w:t>
+            </w:r>
+          </w:p>
+        </w:tc>
+        <w:tc>
+          <w:tcPr>
+            <w:tcW w:type="dxa" w:w="6726"/>
+            <w:shd w:fill="FFFFFF" w:val="clear"/>
+            <w:tcMar>
+              <w:top w:type="dxa" w:w="70"/>
+              <w:left w:type="dxa" w:w="120"/>
+              <w:bottom w:type="dxa" w:w="70"/>
+              <w:right w:type="dxa" w:w="120"/>
+            </w:tcMar>
+          </w:tcPr>
+          <w:p>
+            <w:pPr>
+              <w:spacing w:after="0"/>
+            </w:pPr>
+            <w:r>
+              <w:rPr>
+                <w:sz w:val="21"/>
+                <w:szCs w:val="21"/>
+              </w:rPr>
+              <w:t xml:space="preserve">Een geheime code waarmee een programma een dienst mag gebruiken. Plak hem nooit in een chat.</w:t>
+            </w:r>
+          </w:p>
+        </w:tc>
+      </w:tr>
+      <w:tr>
+        <w:trPr>
+          <w:cantSplit/>
+        </w:trPr>
+        <w:tc>
+          <w:tcPr>
+            <w:tcW w:type="dxa" w:w="2300"/>
+            <w:shd w:fill="EDF2F7" w:val="clear"/>
+            <w:tcMar>
+              <w:top w:type="dxa" w:w="70"/>
+              <w:left w:type="dxa" w:w="120"/>
+              <w:bottom w:type="dxa" w:w="70"/>
+              <w:right w:type="dxa" w:w="120"/>
+            </w:tcMar>
+          </w:tcPr>
+          <w:p>
+            <w:pPr>
+              <w:spacing w:after="0"/>
+            </w:pPr>
+            <w:r>
+              <w:rPr>
+                <w:sz w:val="21"/>
+                <w:szCs w:val="21"/>
+              </w:rPr>
+              <w:t xml:space="preserve">Skip permissions</w:t>
+            </w:r>
+          </w:p>
+        </w:tc>
+        <w:tc>
+          <w:tcPr>
+            <w:tcW w:type="dxa" w:w="6726"/>
+            <w:shd w:fill="EDF2F7" w:val="clear"/>
+            <w:tcMar>
+              <w:top w:type="dxa" w:w="70"/>
+              <w:left w:type="dxa" w:w="120"/>
+              <w:bottom w:type="dxa" w:w="70"/>
+              <w:right w:type="dxa" w:w="120"/>
+            </w:tcMar>
+          </w:tcPr>
+          <w:p>
+            <w:pPr>
+              <w:spacing w:after="0"/>
+            </w:pPr>
+            <w:r>
+              <w:rPr>
+                <w:sz w:val="21"/>
+                <w:szCs w:val="21"/>
+              </w:rPr>
+              <w:t xml:space="preserve">Een modus waarin Claude handelt zonder te vragen. Alleen op bestanden die je kunt vervangen.</w:t>
+            </w:r>
+          </w:p>
+        </w:tc>
+      </w:tr>
+      <w:tr>
+        <w:trPr>
+          <w:cantSplit/>
+        </w:trPr>
+        <w:tc>
+          <w:tcPr>
+            <w:tcW w:type="dxa" w:w="2300"/>
+            <w:shd w:fill="FFFFFF" w:val="clear"/>
+            <w:tcMar>
+              <w:top w:type="dxa" w:w="70"/>
+              <w:left w:type="dxa" w:w="120"/>
+              <w:bottom w:type="dxa" w:w="70"/>
+              <w:right w:type="dxa" w:w="120"/>
+            </w:tcMar>
+          </w:tcPr>
+          <w:p>
+            <w:pPr>
+              <w:spacing w:after="0"/>
+            </w:pPr>
+            <w:r>
+              <w:rPr>
+                <w:sz w:val="21"/>
+                <w:szCs w:val="21"/>
+              </w:rPr>
+              <w:t xml:space="preserve">Computer use</w:t>
+            </w:r>
+          </w:p>
+        </w:tc>
+        <w:tc>
+          <w:tcPr>
+            <w:tcW w:type="dxa" w:w="6726"/>
+            <w:shd w:fill="FFFFFF" w:val="clear"/>
+            <w:tcMar>
+              <w:top w:type="dxa" w:w="70"/>
+              <w:left w:type="dxa" w:w="120"/>
+              <w:bottom w:type="dxa" w:w="70"/>
+              <w:right w:type="dxa" w:w="120"/>
+            </w:tcMar>
+          </w:tcPr>
+          <w:p>
+            <w:pPr>
+              <w:spacing w:after="0"/>
+            </w:pPr>
+            <w:r>
+              <w:rPr>
+                <w:sz w:val="21"/>
+                <w:szCs w:val="21"/>
+              </w:rPr>
+              <w:t xml:space="preserve">Claude dat je muis beweegt en op je scherm typt. Geef het zo weinig toegang als kan.</w:t>
             </w:r>
           </w:p>
         </w:tc>
       </w:tr>
     </w:tbl>
+    <w:p>
+      <w:pPr>
+        <w:spacing w:after="80" w:line="120" w:lineRule="exact"/>
+      </w:pPr>
+    </w:p>
     <w:p>
       <w:pPr>
         <w:pStyle w:val="Heading1"/>
@@ -8409,7 +9294,7 @@
               <w:spacing w:after="100" w:line="262"/>
             </w:pPr>
             <w:r>
-              <w:t xml:space="preserve">Meerdere noemen oudere modellen (« Opus 4.7 ») en verouderde cijfers. De huidige modellen zijn Opus 4.8, Sonnet 4.6, Haiku 4.5 — vertrouw dit handboek boven de versienummers van een video.</w:t>
+              <w:t xml:space="preserve">Meerdere noemen oudere modellen en verouderde cijfers. Voor modelnamen: vertrouw de modelkiezer in de app boven een video of boek.</w:t>
             </w:r>
           </w:p>
         </w:tc>

--- a/source/nl/1-level-zero.docx
+++ b/source/nl/1-level-zero.docx
@@ -401,6 +401,68 @@
         </w:tc>
       </w:tr>
     </w:tbl>
+    <w:tbl>
+      <w:tblPr>
+        <w:tblW w:type="dxa" w:w="9026"/>
+      </w:tblPr>
+      <w:tblGrid>
+        <w:gridCol w:w="9026"/>
+      </w:tblGrid>
+      <w:tr>
+        <w:trPr>
+          <w:cantSplit/>
+        </w:trPr>
+        <w:tc>
+          <w:tcPr>
+            <w:tcW w:type="dxa" w:w="9026"/>
+            <w:tcBorders>
+              <w:top w:val="single" w:color="B7892B" w:sz="2"/>
+              <w:left w:val="single" w:color="B7892B" w:sz="18"/>
+              <w:bottom w:val="single" w:color="B7892B" w:sz="2"/>
+              <w:right w:val="single" w:color="B7892B" w:sz="2"/>
+            </w:tcBorders>
+            <w:shd w:fill="FFF6E0" w:val="clear"/>
+            <w:tcMar>
+              <w:top w:type="dxa" w:w="120"/>
+              <w:left w:type="dxa" w:w="200"/>
+              <w:bottom w:type="dxa" w:w="120"/>
+              <w:right w:type="dxa" w:w="160"/>
+            </w:tcMar>
+          </w:tcPr>
+          <w:p>
+            <w:pPr>
+              <w:keepNext/>
+              <w:spacing w:after="60"/>
+            </w:pPr>
+            <w:r>
+              <w:rPr>
+                <w:b/>
+                <w:bCs/>
+                <w:color w:val="B7892B"/>
+                <w:sz w:val="22"/>
+                <w:szCs w:val="22"/>
+              </w:rPr>
+              <w:t xml:space="preserve">Chat en Cowork worden één app</w:t>
+            </w:r>
+          </w:p>
+          <w:p>
+            <w:pPr>
+              <w:keepLines/>
+              <w:widowControl/>
+              <w:spacing w:after="60" w:line="262"/>
+            </w:pPr>
+            <w:r>
+              <w:t xml:space="preserve">Sinds eind september 2026 voegt Anthropic Chat en Cowork samen tot één Claude-app, eerst op Pro en Max. Waar deze gids Cowork zegt, zie je misschien gewoon Claude. De ideeën en gewoonten blijven dezelfde.</w:t>
+            </w:r>
+          </w:p>
+        </w:tc>
+      </w:tr>
+    </w:tbl>
+    <w:p>
+      <w:pPr>
+        <w:spacing w:after="80" w:line="120" w:lineRule="exact"/>
+      </w:pPr>
+    </w:p>
     <w:tbl>
       <w:tblPr>
         <w:tblW w:type="dxa" w:w="9026"/>
@@ -2532,7 +2594,7 @@
               <w:spacing w:after="100" w:line="262"/>
             </w:pPr>
             <w:r>
-              <w:t xml:space="preserve">De meest capabele modellen (Opus en Sonnet) houden ongeveer 1.000.000 tokens vast (dat heet het contextvenster) — heel ruw 750.000 woorden, want een token is ongeveer driekwart woord; de kleine snelle (Haiku) houdt er ongeveer 200.000. Enorm — maar, zoals hoofdstuk 12 uitlegt, voller is niet altijd beter.</w:t>
+              <w:t xml:space="preserve">De meest capabele modellen (Opus en Sonnet) houden ongeveer 1.000.000 tokens vast (dat heet het contextvenster) — heel ruw 555.000 woorden op de nieuwste modellen (ongeveer 750.000 op oudere), want een token is iets meer dan een half woord; de kleine snelle (Haiku) houdt er ongeveer 200.000. Enorm — maar, zoals hoofdstuk 12 uitlegt, voller is niet altijd beter.</w:t>
             </w:r>
           </w:p>
         </w:tc>
@@ -6209,7 +6271,7 @@
         <w:t xml:space="preserve">Je beheert ze </w:t>
       </w:r>
       <w:r>
-        <w:t xml:space="preserve">in de app, onder Settings, Capabilities. Een skill verbetert alleen als je zijn bestand bewerkt.</w:t>
+        <w:t xml:space="preserve">in de app, onder Customize en dan Skills. Een skill verbetert alleen als je zijn bestand bewerkt.</w:t>
       </w:r>
     </w:p>
     <w:tbl>
@@ -7893,7 +7955,7 @@
                 <w:sz w:val="21"/>
                 <w:szCs w:val="21"/>
               </w:rPr>
-              <w:t xml:space="preserve">Een stukje tekst, ongeveer driekwart woord. Limieten en kosten tellen in tokens.</w:t>
+              <w:t xml:space="preserve">Een stukje tekst, tussen een half en driekwart woord, afhankelijk van het model. Limieten en kosten tellen in tokens.</w:t>
             </w:r>
           </w:p>
         </w:tc>

--- a/source/nl/1-level-zero.docx
+++ b/source/nl/1-level-zero.docx
@@ -395,7 +395,7 @@
               <w:spacing w:after="100" w:line="262"/>
             </w:pPr>
             <w:r>
-              <w:t xml:space="preserve">Alles hier weerspiegelt Claude in augustus 2026: de modelfamilies Opus, Sonnet, Haiku en Fable (nummers rond Opus 4.8, Sonnet 4.6 en het nieuwere Sonnet 5, Haiku 4.5, Fable 5), de Cowork desktop-app, en het nieuwe verenigde home dat Chat, Cowork en je Projects in één zijbalk toont. Anthropic brengt updates zeer snel uit — vaak in dagen, niet maanden — dus een scherm, een menunaam of een modelnummer kan al verschoven zijn. Als wat je ziet niet met deze pagina overeenkomt, vertrouw dan de app en claude.com boven het boek. De ideeën en gewoonten hier blijven waar, ook als de knoppen verhuizen.</w:t>
+              <w:t xml:space="preserve">Alles hier weerspiegelt Claude in augustus 2026: de modelfamilies Opus, Sonnet, Haiku en Fable (opnieuw gecontroleerd op 28 september 2026: Opus 5.5, Sonnet 5, Haiku 4.5 en Fable 5.1), de Cowork desktop-app, en het nieuwe verenigde home dat Chat, Cowork en je Projects in één zijbalk toont. Anthropic brengt updates zeer snel uit — vaak in dagen, niet maanden — dus een scherm, een menunaam of een modelnummer kan al verschoven zijn. Als wat je ziet niet met deze pagina overeenkomt, vertrouw dan de app en claude.com boven het boek. De ideeën en gewoonten hier blijven waar, ook als de knoppen verhuizen.</w:t>
             </w:r>
           </w:p>
         </w:tc>
@@ -2281,7 +2281,7 @@
                 <w:sz w:val="21"/>
                 <w:szCs w:val="21"/>
               </w:rPr>
-              <w:t xml:space="preserve">Opus (4.8)</w:t>
+              <w:t xml:space="preserve">Opus (5.5)</w:t>
             </w:r>
           </w:p>
         </w:tc>
@@ -2349,7 +2349,7 @@
                 <w:sz w:val="21"/>
                 <w:szCs w:val="21"/>
               </w:rPr>
-              <w:t xml:space="preserve">Sonnet (4.6)</w:t>
+              <w:t xml:space="preserve">Sonnet (5)</w:t>
             </w:r>
           </w:p>
         </w:tc>
@@ -2659,7 +2659,7 @@
               <w:spacing w:after="100" w:line="262"/>
             </w:pPr>
             <w:r>
-              <w:t xml:space="preserve">Denk in niveaus, niet in versienummers: een kleine snelle (Haiku), een gebalanceerde (Sonnet), de meest capabele (Opus), en een nog hogere vlaggenschipfamilie (Fable). Anthropic brengt voortdurend nieuwe versies uit — Fable 5 en een nieuwere Sonnet kwamen medio 2026 — dus de exacte nummers op deze pagina zullen verschuiven. Wat de modelkiezer je vandaag toont, is de waarheid. Kies voor echt werk het meest capabele model dat je hebt.</w:t>
+              <w:t xml:space="preserve">Denk in niveaus, niet in versienummers: een kleine snelle (Haiku), een gebalanceerde (Sonnet), de meest capabele (Opus), en een nog hogere vlaggenschipfamilie (Fable). Anthropic brengt voortdurend nieuwe versies uit — Fable 5.1, Opus 5.5 en Sonnet 5 kwamen allemaal in 2026 — dus de exacte nummers op deze pagina zullen verschuiven. Wat de modelkiezer je vandaag toont, is de waarheid. Kies voor echt werk het meest capabele model dat je hebt.</w:t>
             </w:r>
           </w:p>
         </w:tc>

--- a/source/nl/1-level-zero.docx
+++ b/source/nl/1-level-zero.docx
@@ -152,6 +152,45 @@
           <w:szCs w:val="20"/>
         </w:rPr>
         <w:t xml:space="preserve">Versie 3.3 — September 2026</w:t>
+      </w:r>
+    </w:p>
+    <w:p>
+      <w:pPr>
+        <w:spacing w:before="240" w:after="120"/>
+        <w:jc w:val="center"/>
+      </w:pPr>
+      <w:r>
+        <w:drawing>
+          <wp:inline distT="0" distB="0" distL="0" distR="0">
+            <wp:extent cx="1142307" cy="2160000"/>
+            <wp:docPr id="912" name="Mascot 12" descr="Mascot"/>
+            <a:graphic xmlns:a="http://schemas.openxmlformats.org/drawingml/2006/main">
+              <a:graphicData uri="http://schemas.openxmlformats.org/drawingml/2006/picture">
+                <pic:pic xmlns:pic="http://schemas.openxmlformats.org/drawingml/2006/picture">
+                  <pic:nvPicPr>
+                    <pic:cNvPr id="912" name="img12.png"/>
+                    <pic:cNvPicPr/>
+                  </pic:nvPicPr>
+                  <pic:blipFill>
+                    <a:blip r:embed="rIdImg12"/>
+                    <a:stretch>
+                      <a:fillRect/>
+                    </a:stretch>
+                  </pic:blipFill>
+                  <pic:spPr>
+                    <a:xfrm>
+                      <a:off x="0" y="0"/>
+                      <a:ext cx="1142307" cy="2160000"/>
+                    </a:xfrm>
+                    <a:prstGeom prst="rect">
+                      <a:avLst/>
+                    </a:prstGeom>
+                  </pic:spPr>
+                </pic:pic>
+              </a:graphicData>
+            </a:graphic>
+          </wp:inline>
+        </w:drawing>
       </w:r>
     </w:p>
     <w:p>
@@ -465,6 +504,7 @@
     </w:p>
     <w:tbl>
       <w:tblPr>
+        <w:tblLayout w:type="fixed"/>
         <w:tblW w:type="dxa" w:w="9026"/>
         <w:tblBorders>
           <w:top w:val="single" w:color="auto" w:sz="4"/>
@@ -476,7 +516,8 @@
         </w:tblBorders>
       </w:tblPr>
       <w:tblGrid>
-        <w:gridCol w:w="9026"/>
+        <w:gridCol w:w="1150"/>
+        <w:gridCol w:w="7876"/>
       </w:tblGrid>
       <w:tr>
         <w:trPr>
@@ -484,11 +525,69 @@
         </w:trPr>
         <w:tc>
           <w:tcPr>
-            <w:tcW w:type="dxa" w:w="9026"/>
+            <w:tcW w:type="dxa" w:w="1150"/>
             <w:tcBorders>
               <w:top w:val="single" w:color="2E7D32" w:sz="2"/>
               <w:left w:val="single" w:color="2E7D32" w:sz="18"/>
               <w:bottom w:val="single" w:color="2E7D32" w:sz="2"/>
+              <w:right w:val="nil"/>
+            </w:tcBorders>
+            <w:shd w:fill="EAF3EA" w:val="clear"/>
+            <w:tcMar>
+              <w:top w:type="dxa" w:w="80"/>
+              <w:left w:type="dxa" w:w="120"/>
+              <w:bottom w:type="dxa" w:w="80"/>
+              <w:right w:type="dxa" w:w="60"/>
+            </w:tcMar>
+            <w:vAlign w:val="center"/>
+          </w:tcPr>
+          <w:p>
+            <w:pPr>
+              <w:spacing w:after="0"/>
+              <w:jc w:val="center"/>
+            </w:pPr>
+            <w:r>
+              <w:drawing>
+                <wp:inline distT="0" distB="0" distL="0" distR="0">
+                  <wp:extent cx="387692" cy="576000"/>
+                  <wp:docPr id="901" name="Mascot 1" descr="Mascot"/>
+                  <a:graphic xmlns:a="http://schemas.openxmlformats.org/drawingml/2006/main">
+                    <a:graphicData uri="http://schemas.openxmlformats.org/drawingml/2006/picture">
+                      <pic:pic xmlns:pic="http://schemas.openxmlformats.org/drawingml/2006/picture">
+                        <pic:nvPicPr>
+                          <pic:cNvPr id="901" name="img1.png"/>
+                          <pic:cNvPicPr/>
+                        </pic:nvPicPr>
+                        <pic:blipFill>
+                          <a:blip r:embed="rIdImg1"/>
+                          <a:stretch>
+                            <a:fillRect/>
+                          </a:stretch>
+                        </pic:blipFill>
+                        <pic:spPr>
+                          <a:xfrm>
+                            <a:off x="0" y="0"/>
+                            <a:ext cx="387692" cy="576000"/>
+                          </a:xfrm>
+                          <a:prstGeom prst="rect">
+                            <a:avLst/>
+                          </a:prstGeom>
+                        </pic:spPr>
+                      </pic:pic>
+                    </a:graphicData>
+                  </a:graphic>
+                </wp:inline>
+              </w:drawing>
+            </w:r>
+          </w:p>
+        </w:tc>
+        <w:tc>
+          <w:tcPr>
+            <w:tcW w:type="dxa" w:w="7876"/>
+            <w:tcBorders>
+              <w:top w:val="single" w:color="2E7D32" w:sz="2"/>
+              <w:left w:val="nil"/>
+              <w:bottom w:val="single" w:color="2E7D32" w:sz="2"/>
               <w:right w:val="single" w:color="2E7D32" w:sz="2"/>
             </w:tcBorders>
             <w:shd w:fill="EAF3EA" w:val="clear"/>
@@ -498,6 +597,7 @@
               <w:bottom w:type="dxa" w:w="120"/>
               <w:right w:type="dxa" w:w="160"/>
             </w:tcMar>
+            <w:vAlign w:val="center"/>
           </w:tcPr>
           <w:p>
             <w:pPr>
@@ -910,6 +1010,7 @@
     </w:p>
     <w:tbl>
       <w:tblPr>
+        <w:tblLayout w:type="fixed"/>
         <w:tblW w:type="dxa" w:w="9026"/>
         <w:tblBorders>
           <w:top w:val="single" w:color="auto" w:sz="4"/>
@@ -921,7 +1022,8 @@
         </w:tblBorders>
       </w:tblPr>
       <w:tblGrid>
-        <w:gridCol w:w="9026"/>
+        <w:gridCol w:w="1150"/>
+        <w:gridCol w:w="7876"/>
       </w:tblGrid>
       <w:tr>
         <w:trPr>
@@ -929,11 +1031,69 @@
         </w:trPr>
         <w:tc>
           <w:tcPr>
-            <w:tcW w:type="dxa" w:w="9026"/>
+            <w:tcW w:type="dxa" w:w="1150"/>
             <w:tcBorders>
               <w:top w:val="single" w:color="2E7D32" w:sz="2"/>
               <w:left w:val="single" w:color="2E7D32" w:sz="18"/>
               <w:bottom w:val="single" w:color="2E7D32" w:sz="2"/>
+              <w:right w:val="nil"/>
+            </w:tcBorders>
+            <w:shd w:fill="EAF3EA" w:val="clear"/>
+            <w:tcMar>
+              <w:top w:type="dxa" w:w="80"/>
+              <w:left w:type="dxa" w:w="120"/>
+              <w:bottom w:type="dxa" w:w="80"/>
+              <w:right w:type="dxa" w:w="60"/>
+            </w:tcMar>
+            <w:vAlign w:val="center"/>
+          </w:tcPr>
+          <w:p>
+            <w:pPr>
+              <w:spacing w:after="0"/>
+              <w:jc w:val="center"/>
+            </w:pPr>
+            <w:r>
+              <w:drawing>
+                <wp:inline distT="0" distB="0" distL="0" distR="0">
+                  <wp:extent cx="387692" cy="576000"/>
+                  <wp:docPr id="902" name="Mascot 2" descr="Mascot"/>
+                  <a:graphic xmlns:a="http://schemas.openxmlformats.org/drawingml/2006/main">
+                    <a:graphicData uri="http://schemas.openxmlformats.org/drawingml/2006/picture">
+                      <pic:pic xmlns:pic="http://schemas.openxmlformats.org/drawingml/2006/picture">
+                        <pic:nvPicPr>
+                          <pic:cNvPr id="902" name="img2.png"/>
+                          <pic:cNvPicPr/>
+                        </pic:nvPicPr>
+                        <pic:blipFill>
+                          <a:blip r:embed="rIdImg2"/>
+                          <a:stretch>
+                            <a:fillRect/>
+                          </a:stretch>
+                        </pic:blipFill>
+                        <pic:spPr>
+                          <a:xfrm>
+                            <a:off x="0" y="0"/>
+                            <a:ext cx="387692" cy="576000"/>
+                          </a:xfrm>
+                          <a:prstGeom prst="rect">
+                            <a:avLst/>
+                          </a:prstGeom>
+                        </pic:spPr>
+                      </pic:pic>
+                    </a:graphicData>
+                  </a:graphic>
+                </wp:inline>
+              </w:drawing>
+            </w:r>
+          </w:p>
+        </w:tc>
+        <w:tc>
+          <w:tcPr>
+            <w:tcW w:type="dxa" w:w="7876"/>
+            <w:tcBorders>
+              <w:top w:val="single" w:color="2E7D32" w:sz="2"/>
+              <w:left w:val="nil"/>
+              <w:bottom w:val="single" w:color="2E7D32" w:sz="2"/>
               <w:right w:val="single" w:color="2E7D32" w:sz="2"/>
             </w:tcBorders>
             <w:shd w:fill="EAF3EA" w:val="clear"/>
@@ -943,6 +1103,7 @@
               <w:bottom w:type="dxa" w:w="120"/>
               <w:right w:type="dxa" w:w="160"/>
             </w:tcMar>
+            <w:vAlign w:val="center"/>
           </w:tcPr>
           <w:p>
             <w:pPr>
@@ -2690,6 +2851,7 @@
     </w:p>
     <w:tbl>
       <w:tblPr>
+        <w:tblLayout w:type="fixed"/>
         <w:tblW w:type="dxa" w:w="9026"/>
         <w:tblBorders>
           <w:top w:val="single" w:color="auto" w:sz="4"/>
@@ -2701,7 +2863,8 @@
         </w:tblBorders>
       </w:tblPr>
       <w:tblGrid>
-        <w:gridCol w:w="9026"/>
+        <w:gridCol w:w="1150"/>
+        <w:gridCol w:w="7876"/>
       </w:tblGrid>
       <w:tr>
         <w:trPr>
@@ -2709,11 +2872,69 @@
         </w:trPr>
         <w:tc>
           <w:tcPr>
-            <w:tcW w:type="dxa" w:w="9026"/>
+            <w:tcW w:type="dxa" w:w="1150"/>
             <w:tcBorders>
               <w:top w:val="single" w:color="2E7D32" w:sz="2"/>
               <w:left w:val="single" w:color="2E7D32" w:sz="18"/>
               <w:bottom w:val="single" w:color="2E7D32" w:sz="2"/>
+              <w:right w:val="nil"/>
+            </w:tcBorders>
+            <w:shd w:fill="EAF3EA" w:val="clear"/>
+            <w:tcMar>
+              <w:top w:type="dxa" w:w="80"/>
+              <w:left w:type="dxa" w:w="120"/>
+              <w:bottom w:type="dxa" w:w="80"/>
+              <w:right w:type="dxa" w:w="60"/>
+            </w:tcMar>
+            <w:vAlign w:val="center"/>
+          </w:tcPr>
+          <w:p>
+            <w:pPr>
+              <w:spacing w:after="0"/>
+              <w:jc w:val="center"/>
+            </w:pPr>
+            <w:r>
+              <w:drawing>
+                <wp:inline distT="0" distB="0" distL="0" distR="0">
+                  <wp:extent cx="387692" cy="576000"/>
+                  <wp:docPr id="903" name="Mascot 3" descr="Mascot"/>
+                  <a:graphic xmlns:a="http://schemas.openxmlformats.org/drawingml/2006/main">
+                    <a:graphicData uri="http://schemas.openxmlformats.org/drawingml/2006/picture">
+                      <pic:pic xmlns:pic="http://schemas.openxmlformats.org/drawingml/2006/picture">
+                        <pic:nvPicPr>
+                          <pic:cNvPr id="903" name="img3.png"/>
+                          <pic:cNvPicPr/>
+                        </pic:nvPicPr>
+                        <pic:blipFill>
+                          <a:blip r:embed="rIdImg3"/>
+                          <a:stretch>
+                            <a:fillRect/>
+                          </a:stretch>
+                        </pic:blipFill>
+                        <pic:spPr>
+                          <a:xfrm>
+                            <a:off x="0" y="0"/>
+                            <a:ext cx="387692" cy="576000"/>
+                          </a:xfrm>
+                          <a:prstGeom prst="rect">
+                            <a:avLst/>
+                          </a:prstGeom>
+                        </pic:spPr>
+                      </pic:pic>
+                    </a:graphicData>
+                  </a:graphic>
+                </wp:inline>
+              </w:drawing>
+            </w:r>
+          </w:p>
+        </w:tc>
+        <w:tc>
+          <w:tcPr>
+            <w:tcW w:type="dxa" w:w="7876"/>
+            <w:tcBorders>
+              <w:top w:val="single" w:color="2E7D32" w:sz="2"/>
+              <w:left w:val="nil"/>
+              <w:bottom w:val="single" w:color="2E7D32" w:sz="2"/>
               <w:right w:val="single" w:color="2E7D32" w:sz="2"/>
             </w:tcBorders>
             <w:shd w:fill="EAF3EA" w:val="clear"/>
@@ -2723,6 +2944,7 @@
               <w:bottom w:type="dxa" w:w="120"/>
               <w:right w:type="dxa" w:w="160"/>
             </w:tcMar>
+            <w:vAlign w:val="center"/>
           </w:tcPr>
           <w:p>
             <w:pPr>
@@ -3038,6 +3260,7 @@
     </w:p>
     <w:tbl>
       <w:tblPr>
+        <w:tblLayout w:type="fixed"/>
         <w:tblW w:type="dxa" w:w="9026"/>
         <w:tblBorders>
           <w:top w:val="single" w:color="auto" w:sz="4"/>
@@ -3049,7 +3272,8 @@
         </w:tblBorders>
       </w:tblPr>
       <w:tblGrid>
-        <w:gridCol w:w="9026"/>
+        <w:gridCol w:w="1150"/>
+        <w:gridCol w:w="7876"/>
       </w:tblGrid>
       <w:tr>
         <w:trPr>
@@ -3057,11 +3281,69 @@
         </w:trPr>
         <w:tc>
           <w:tcPr>
-            <w:tcW w:type="dxa" w:w="9026"/>
+            <w:tcW w:type="dxa" w:w="1150"/>
             <w:tcBorders>
               <w:top w:val="single" w:color="2E7D32" w:sz="2"/>
               <w:left w:val="single" w:color="2E7D32" w:sz="18"/>
               <w:bottom w:val="single" w:color="2E7D32" w:sz="2"/>
+              <w:right w:val="nil"/>
+            </w:tcBorders>
+            <w:shd w:fill="EAF3EA" w:val="clear"/>
+            <w:tcMar>
+              <w:top w:type="dxa" w:w="80"/>
+              <w:left w:type="dxa" w:w="120"/>
+              <w:bottom w:type="dxa" w:w="80"/>
+              <w:right w:type="dxa" w:w="60"/>
+            </w:tcMar>
+            <w:vAlign w:val="center"/>
+          </w:tcPr>
+          <w:p>
+            <w:pPr>
+              <w:spacing w:after="0"/>
+              <w:jc w:val="center"/>
+            </w:pPr>
+            <w:r>
+              <w:drawing>
+                <wp:inline distT="0" distB="0" distL="0" distR="0">
+                  <wp:extent cx="387692" cy="576000"/>
+                  <wp:docPr id="904" name="Mascot 4" descr="Mascot"/>
+                  <a:graphic xmlns:a="http://schemas.openxmlformats.org/drawingml/2006/main">
+                    <a:graphicData uri="http://schemas.openxmlformats.org/drawingml/2006/picture">
+                      <pic:pic xmlns:pic="http://schemas.openxmlformats.org/drawingml/2006/picture">
+                        <pic:nvPicPr>
+                          <pic:cNvPr id="904" name="img4.png"/>
+                          <pic:cNvPicPr/>
+                        </pic:nvPicPr>
+                        <pic:blipFill>
+                          <a:blip r:embed="rIdImg4"/>
+                          <a:stretch>
+                            <a:fillRect/>
+                          </a:stretch>
+                        </pic:blipFill>
+                        <pic:spPr>
+                          <a:xfrm>
+                            <a:off x="0" y="0"/>
+                            <a:ext cx="387692" cy="576000"/>
+                          </a:xfrm>
+                          <a:prstGeom prst="rect">
+                            <a:avLst/>
+                          </a:prstGeom>
+                        </pic:spPr>
+                      </pic:pic>
+                    </a:graphicData>
+                  </a:graphic>
+                </wp:inline>
+              </w:drawing>
+            </w:r>
+          </w:p>
+        </w:tc>
+        <w:tc>
+          <w:tcPr>
+            <w:tcW w:type="dxa" w:w="7876"/>
+            <w:tcBorders>
+              <w:top w:val="single" w:color="2E7D32" w:sz="2"/>
+              <w:left w:val="nil"/>
+              <w:bottom w:val="single" w:color="2E7D32" w:sz="2"/>
               <w:right w:val="single" w:color="2E7D32" w:sz="2"/>
             </w:tcBorders>
             <w:shd w:fill="EAF3EA" w:val="clear"/>
@@ -3071,6 +3353,7 @@
               <w:bottom w:type="dxa" w:w="120"/>
               <w:right w:type="dxa" w:w="160"/>
             </w:tcMar>
+            <w:vAlign w:val="center"/>
           </w:tcPr>
           <w:p>
             <w:pPr>
@@ -3130,6 +3413,195 @@
       </w:r>
       <w:r>
         <w:t xml:space="preserve"> Claude legt eerst zijn plan uit en wacht op je akkoord.</w:t>
+      </w:r>
+    </w:p>
+    <w:tbl>
+      <w:tblPr>
+        <w:tblLayout w:type="fixed"/>
+        <w:tblW w:type="dxa" w:w="9026"/>
+        <w:tblBorders>
+          <w:top w:val="single" w:color="auto" w:sz="4"/>
+          <w:left w:val="single" w:color="auto" w:sz="4"/>
+          <w:bottom w:val="single" w:color="auto" w:sz="4"/>
+          <w:right w:val="single" w:color="auto" w:sz="4"/>
+          <w:insideH w:val="single" w:color="auto" w:sz="4"/>
+          <w:insideV w:val="single" w:color="auto" w:sz="4"/>
+        </w:tblBorders>
+      </w:tblPr>
+      <w:tblGrid>
+        <w:gridCol w:w="1150"/>
+        <w:gridCol w:w="7876"/>
+      </w:tblGrid>
+      <w:tr>
+        <w:trPr>
+          <w:cantSplit/>
+        </w:trPr>
+        <w:tc>
+          <w:tcPr>
+            <w:tcW w:type="dxa" w:w="1150"/>
+            <w:tcBorders>
+              <w:top w:val="single" w:color="B23A3A" w:sz="2"/>
+              <w:left w:val="single" w:color="B23A3A" w:sz="18"/>
+              <w:bottom w:val="single" w:color="B23A3A" w:sz="2"/>
+              <w:right w:val="nil"/>
+            </w:tcBorders>
+            <w:shd w:fill="FBEAEA" w:val="clear"/>
+            <w:tcMar>
+              <w:top w:type="dxa" w:w="80"/>
+              <w:left w:type="dxa" w:w="120"/>
+              <w:bottom w:type="dxa" w:w="80"/>
+              <w:right w:type="dxa" w:w="60"/>
+            </w:tcMar>
+            <w:vAlign w:val="center"/>
+          </w:tcPr>
+          <w:p>
+            <w:pPr>
+              <w:spacing w:after="0"/>
+              <w:jc w:val="center"/>
+            </w:pPr>
+            <w:r>
+              <w:drawing>
+                <wp:inline distT="0" distB="0" distL="0" distR="0">
+                  <wp:extent cx="409846" cy="576000"/>
+                  <wp:docPr id="905" name="Mascot 5" descr="Mascot"/>
+                  <a:graphic xmlns:a="http://schemas.openxmlformats.org/drawingml/2006/main">
+                    <a:graphicData uri="http://schemas.openxmlformats.org/drawingml/2006/picture">
+                      <pic:pic xmlns:pic="http://schemas.openxmlformats.org/drawingml/2006/picture">
+                        <pic:nvPicPr>
+                          <pic:cNvPr id="905" name="img5.png"/>
+                          <pic:cNvPicPr/>
+                        </pic:nvPicPr>
+                        <pic:blipFill>
+                          <a:blip r:embed="rIdImg5"/>
+                          <a:stretch>
+                            <a:fillRect/>
+                          </a:stretch>
+                        </pic:blipFill>
+                        <pic:spPr>
+                          <a:xfrm>
+                            <a:off x="0" y="0"/>
+                            <a:ext cx="409846" cy="576000"/>
+                          </a:xfrm>
+                          <a:prstGeom prst="rect">
+                            <a:avLst/>
+                          </a:prstGeom>
+                        </pic:spPr>
+                      </pic:pic>
+                    </a:graphicData>
+                  </a:graphic>
+                </wp:inline>
+              </w:drawing>
+            </w:r>
+          </w:p>
+        </w:tc>
+        <w:tc>
+          <w:tcPr>
+            <w:tcW w:type="dxa" w:w="7876"/>
+            <w:tcBorders>
+              <w:top w:val="single" w:color="B23A3A" w:sz="2"/>
+              <w:left w:val="nil"/>
+              <w:bottom w:val="single" w:color="B23A3A" w:sz="2"/>
+              <w:right w:val="single" w:color="B23A3A" w:sz="2"/>
+            </w:tcBorders>
+            <w:shd w:fill="FBEAEA" w:val="clear"/>
+            <w:tcMar>
+              <w:top w:type="dxa" w:w="120"/>
+              <w:left w:type="dxa" w:w="200"/>
+              <w:bottom w:type="dxa" w:w="120"/>
+              <w:right w:type="dxa" w:w="160"/>
+            </w:tcMar>
+            <w:vAlign w:val="center"/>
+          </w:tcPr>
+          <w:p>
+            <w:pPr>
+              <w:spacing w:after="60"/>
+            </w:pPr>
+            <w:r>
+              <w:rPr>
+                <w:b/>
+                <w:bCs/>
+                <w:color w:val="B23A3A"/>
+                <w:sz w:val="22"/>
+                <w:szCs w:val="22"/>
+              </w:rPr>
+              <w:t xml:space="preserve">Als je het gemaakte bestand niet vindt</w:t>
+            </w:r>
+          </w:p>
+          <w:p>
+            <w:pPr>
+              <w:keepNext w:val="false"/>
+              <w:keepLines/>
+              <w:widowControl/>
+              <w:spacing w:after="100" w:line="262"/>
+            </w:pPr>
+            <w:r>
+              <w:t xml:space="preserve">Het staat vrijwel zeker nog in Claude's tijdelijke werkruimte en is nooit in je map opgeslagen. Zeg « sla het eindbestand op in mijn map en toon me de link ». Meer in hoofdstukken 10 en 11.</w:t>
+            </w:r>
+          </w:p>
+        </w:tc>
+      </w:tr>
+    </w:tbl>
+    <w:p>
+      <w:pPr>
+        <w:pStyle w:val="Heading1"/>
+        <w:keepNext/>
+        <w:keepLines/>
+      </w:pPr>
+      <w:r>
+        <w:t xml:space="preserve">5. Twee gewoonten die elke prompt verslaan</w:t>
+      </w:r>
+    </w:p>
+    <w:p>
+      <w:pPr>
+        <w:keepNext/>
+        <w:keepLines/>
+        <w:widowControl/>
+        <w:spacing w:after="100" w:line="262"/>
+      </w:pPr>
+      <w:r>
+        <w:t xml:space="preserve">Mensen zoeken uren naar de perfecte « toverprompt ». Verspilde moeite. Twee eenvoudige gewoonten doen meer dan welke sjabloon ook. Bouw deze twee en de rest wordt makkelijker.</w:t>
+      </w:r>
+    </w:p>
+    <w:p>
+      <w:pPr>
+        <w:pStyle w:val="Heading2"/>
+        <w:keepNext/>
+        <w:keepLines/>
+      </w:pPr>
+      <w:r>
+        <w:t xml:space="preserve">5.1 Laat Claude JOU eerst vragen stellen</w:t>
+      </w:r>
+    </w:p>
+    <w:p>
+      <w:pPr>
+        <w:keepNext/>
+        <w:keepLines/>
+        <w:widowControl/>
+        <w:spacing w:after="100" w:line="262"/>
+      </w:pPr>
+      <w:r>
+        <w:t xml:space="preserve">De reflex van elke beginner is de perfecte instructie schrijven. De snellere weg is het omgekeerde: laat Claude je interviewen. Het weet wat het mist; jij meestal niet.</w:t>
+      </w:r>
+    </w:p>
+    <w:p>
+      <w:pPr>
+        <w:keepNext w:val="false"/>
+        <w:keepLines/>
+        <w:widowControl/>
+        <w:spacing w:after="100" w:line="262"/>
+      </w:pPr>
+      <w:r>
+        <w:t xml:space="preserve">Eindig je vraag met vier woorden: </w:t>
+      </w:r>
+      <w:r>
+        <w:rPr>
+          <w:b/>
+          <w:bCs/>
+        </w:rPr>
+        <w:t xml:space="preserve">« Stel me eerst vragen. »</w:t>
+      </w:r>
+      <w:r>
+        <w:t xml:space="preserve"> Claude stelt een paar korte vragen — vaak om aan te klikken — en werkt dan. Beter resultaat, veel minder typen.</w:t>
       </w:r>
     </w:p>
     <w:tbl>
@@ -3155,12 +3627,12 @@
           <w:tcPr>
             <w:tcW w:type="dxa" w:w="9026"/>
             <w:tcBorders>
-              <w:top w:val="single" w:color="B23A3A" w:sz="2"/>
-              <w:left w:val="single" w:color="B23A3A" w:sz="18"/>
-              <w:bottom w:val="single" w:color="B23A3A" w:sz="2"/>
-              <w:right w:val="single" w:color="B23A3A" w:sz="2"/>
+              <w:top w:val="single" w:color="B7892B" w:sz="2"/>
+              <w:left w:val="single" w:color="B7892B" w:sz="18"/>
+              <w:bottom w:val="single" w:color="B7892B" w:sz="2"/>
+              <w:right w:val="single" w:color="B7892B" w:sz="2"/>
             </w:tcBorders>
-            <w:shd w:fill="FBEAEA" w:val="clear"/>
+            <w:shd w:fill="FFF6E0" w:val="clear"/>
             <w:tcMar>
               <w:top w:type="dxa" w:w="120"/>
               <w:left w:type="dxa" w:w="200"/>
@@ -3176,11 +3648,11 @@
               <w:rPr>
                 <w:b/>
                 <w:bCs/>
-                <w:color w:val="B23A3A"/>
+                <w:color w:val="B7892B"/>
                 <w:sz w:val="22"/>
                 <w:szCs w:val="22"/>
               </w:rPr>
-              <w:t xml:space="preserve">Als je het gemaakte bestand niet vindt</w:t>
+              <w:t xml:space="preserve">Om te kopiëren</w:t>
             </w:r>
           </w:p>
           <w:p>
@@ -3191,7 +3663,7 @@
               <w:spacing w:after="100" w:line="262"/>
             </w:pPr>
             <w:r>
-              <w:t xml:space="preserve">Het staat vrijwel zeker nog in Claude's tijdelijke werkruimte en is nooit in je map opgeslagen. Zeg « sla het eindbestand op in mijn map en toon me de link ». Meer in hoofdstukken 10 en 11.</w:t>
+              <w:t xml:space="preserve">Stel me, voordat je begint, de vragen die je nodig hebt om dit goed te doen — één per keer — en wacht op mijn antwoorden voordat je werkt.</w:t>
             </w:r>
           </w:p>
         </w:tc>
@@ -3199,23 +3671,13 @@
     </w:tbl>
     <w:p>
       <w:pPr>
-        <w:pStyle w:val="Heading1"/>
-        <w:keepNext/>
-        <w:keepLines/>
-      </w:pPr>
-      <w:r>
-        <w:t xml:space="preserve">5. Twee gewoonten die elke prompt verslaan</w:t>
-      </w:r>
-    </w:p>
-    <w:p>
-      <w:pPr>
-        <w:keepNext/>
+        <w:keepNext w:val="false"/>
         <w:keepLines/>
         <w:widowControl/>
         <w:spacing w:after="100" w:line="262"/>
       </w:pPr>
       <w:r>
-        <w:t xml:space="preserve">Mensen zoeken uren naar de perfecte « toverprompt ». Verspilde moeite. Twee eenvoudige gewoonten doen meer dan welke sjabloon ook. Bouw deze twee en de rest wordt makkelijker.</w:t>
+        <w:t xml:space="preserve">Tweede helft: laat voor alles wat belangrijk is het plan tonen vóór het handelt. « Toon me eerst je plan en wacht op mijn akkoord » maakt van een riskante one-shot iets dat je bijstuurt.</w:t>
       </w:r>
     </w:p>
     <w:p>
@@ -3225,7 +3687,7 @@
         <w:keepLines/>
       </w:pPr>
       <w:r>
-        <w:t xml:space="preserve">5.1 Laat Claude JOU eerst vragen stellen</w:t>
+        <w:t xml:space="preserve">5.2 Vertrouw nooit een zelfverzekerd antwoord — laat het controleren</w:t>
       </w:r>
     </w:p>
     <w:p>
@@ -3236,32 +3698,79 @@
         <w:spacing w:after="100" w:line="262"/>
       </w:pPr>
       <w:r>
-        <w:t xml:space="preserve">De reflex van elke beginner is de perfecte instructie schrijven. De snellere weg is het omgekeerde: laat Claude je interviewen. Het weet wat het mist; jij meestal niet.</w:t>
-      </w:r>
-    </w:p>
-    <w:p>
-      <w:pPr>
+        <w:t xml:space="preserve">Claude klinkt even zeker als het fout zit als wanneer het klopt. Zekerheid is een instelling, geen controle. Behandel een vlot, zeker klinkend antwoord als een concept, geen oordeel.</w:t>
+      </w:r>
+    </w:p>
+    <w:p>
+      <w:pPr>
+        <w:pStyle w:val="ListParagraph"/>
         <w:keepNext w:val="false"/>
         <w:keepLines/>
         <w:widowControl/>
-        <w:spacing w:after="100" w:line="262"/>
-      </w:pPr>
-      <w:r>
-        <w:t xml:space="preserve">Eindig je vraag met vier woorden: </w:t>
-      </w:r>
+        <w:numPr>
+          <w:ilvl w:val="0"/>
+          <w:numId w:val="6"/>
+        </w:numPr>
+        <w:spacing w:after="46" w:line="258"/>
+      </w:pPr>
       <w:r>
         <w:rPr>
           <w:b/>
           <w:bCs/>
         </w:rPr>
-        <w:t xml:space="preserve">« Stel me eerst vragen. »</w:t>
-      </w:r>
-      <w:r>
-        <w:t xml:space="preserve"> Claude stelt een paar korte vragen — vaak om aan te klikken — en werkt dan. Beter resultaat, veel minder typen.</w:t>
+        <w:t xml:space="preserve">Houd Web Search aan </w:t>
+      </w:r>
+      <w:r>
+        <w:t xml:space="preserve">zodat Claude feiten controleert op echte bronnen in plaats van te gokken.</w:t>
+      </w:r>
+    </w:p>
+    <w:p>
+      <w:pPr>
+        <w:pStyle w:val="ListParagraph"/>
+        <w:keepNext w:val="false"/>
+        <w:keepLines/>
+        <w:widowControl/>
+        <w:numPr>
+          <w:ilvl w:val="0"/>
+          <w:numId w:val="6"/>
+        </w:numPr>
+        <w:spacing w:after="46" w:line="258"/>
+      </w:pPr>
+      <w:r>
+        <w:rPr>
+          <w:b/>
+          <w:bCs/>
+        </w:rPr>
+        <w:t xml:space="preserve">Laat het zichzelf controleren: </w:t>
+      </w:r>
+      <w:r>
+        <w:t xml:space="preserve">« Controleer je eigen antwoord voordat ik het vertrouw. Verifieer de feiten en zeg waar je niet zeker van bent. »</w:t>
+      </w:r>
+    </w:p>
+    <w:p>
+      <w:pPr>
+        <w:keepNext w:val="false"/>
+        <w:keepLines/>
+        <w:widowControl/>
+        <w:spacing w:after="100" w:line="262"/>
+      </w:pPr>
+      <w:r>
+        <w:t xml:space="preserve">Nog een valkuil: Claude is </w:t>
+      </w:r>
+      <w:r>
+        <w:rPr>
+          <w:b/>
+          <w:bCs/>
+        </w:rPr>
+        <w:t xml:space="preserve">meegaand</w:t>
+      </w:r>
+      <w:r>
+        <w:t xml:space="preserve"> — als je tegenspreekt, geeft het soms toe zelfs als het gelijk had. Neem instemming dus niet als bewijs.</w:t>
       </w:r>
     </w:p>
     <w:tbl>
       <w:tblPr>
+        <w:tblLayout w:type="fixed"/>
         <w:tblW w:type="dxa" w:w="9026"/>
         <w:tblBorders>
           <w:top w:val="single" w:color="auto" w:sz="4"/>
@@ -3273,7 +3782,8 @@
         </w:tblBorders>
       </w:tblPr>
       <w:tblGrid>
-        <w:gridCol w:w="9026"/>
+        <w:gridCol w:w="1150"/>
+        <w:gridCol w:w="7876"/>
       </w:tblGrid>
       <w:tr>
         <w:trPr>
@@ -3281,184 +3791,79 @@
         </w:trPr>
         <w:tc>
           <w:tcPr>
-            <w:tcW w:type="dxa" w:w="9026"/>
+            <w:tcW w:type="dxa" w:w="1150"/>
             <w:tcBorders>
-              <w:top w:val="single" w:color="B7892B" w:sz="2"/>
-              <w:left w:val="single" w:color="B7892B" w:sz="18"/>
-              <w:bottom w:val="single" w:color="B7892B" w:sz="2"/>
-              <w:right w:val="single" w:color="B7892B" w:sz="2"/>
+              <w:top w:val="single" w:color="B23A3A" w:sz="2"/>
+              <w:left w:val="single" w:color="B23A3A" w:sz="18"/>
+              <w:bottom w:val="single" w:color="B23A3A" w:sz="2"/>
+              <w:right w:val="nil"/>
             </w:tcBorders>
-            <w:shd w:fill="FFF6E0" w:val="clear"/>
+            <w:shd w:fill="FBEAEA" w:val="clear"/>
+            <w:tcMar>
+              <w:top w:type="dxa" w:w="80"/>
+              <w:left w:type="dxa" w:w="120"/>
+              <w:bottom w:type="dxa" w:w="80"/>
+              <w:right w:type="dxa" w:w="60"/>
+            </w:tcMar>
+            <w:vAlign w:val="center"/>
+          </w:tcPr>
+          <w:p>
+            <w:pPr>
+              <w:spacing w:after="0"/>
+              <w:jc w:val="center"/>
+            </w:pPr>
+            <w:r>
+              <w:drawing>
+                <wp:inline distT="0" distB="0" distL="0" distR="0">
+                  <wp:extent cx="409846" cy="576000"/>
+                  <wp:docPr id="906" name="Mascot 6" descr="Mascot"/>
+                  <a:graphic xmlns:a="http://schemas.openxmlformats.org/drawingml/2006/main">
+                    <a:graphicData uri="http://schemas.openxmlformats.org/drawingml/2006/picture">
+                      <pic:pic xmlns:pic="http://schemas.openxmlformats.org/drawingml/2006/picture">
+                        <pic:nvPicPr>
+                          <pic:cNvPr id="906" name="img6.png"/>
+                          <pic:cNvPicPr/>
+                        </pic:nvPicPr>
+                        <pic:blipFill>
+                          <a:blip r:embed="rIdImg6"/>
+                          <a:stretch>
+                            <a:fillRect/>
+                          </a:stretch>
+                        </pic:blipFill>
+                        <pic:spPr>
+                          <a:xfrm>
+                            <a:off x="0" y="0"/>
+                            <a:ext cx="409846" cy="576000"/>
+                          </a:xfrm>
+                          <a:prstGeom prst="rect">
+                            <a:avLst/>
+                          </a:prstGeom>
+                        </pic:spPr>
+                      </pic:pic>
+                    </a:graphicData>
+                  </a:graphic>
+                </wp:inline>
+              </w:drawing>
+            </w:r>
+          </w:p>
+        </w:tc>
+        <w:tc>
+          <w:tcPr>
+            <w:tcW w:type="dxa" w:w="7876"/>
+            <w:tcBorders>
+              <w:top w:val="single" w:color="B23A3A" w:sz="2"/>
+              <w:left w:val="nil"/>
+              <w:bottom w:val="single" w:color="B23A3A" w:sz="2"/>
+              <w:right w:val="single" w:color="B23A3A" w:sz="2"/>
+            </w:tcBorders>
+            <w:shd w:fill="FBEAEA" w:val="clear"/>
             <w:tcMar>
               <w:top w:type="dxa" w:w="120"/>
               <w:left w:type="dxa" w:w="200"/>
               <w:bottom w:type="dxa" w:w="120"/>
               <w:right w:type="dxa" w:w="160"/>
             </w:tcMar>
-          </w:tcPr>
-          <w:p>
-            <w:pPr>
-              <w:spacing w:after="60"/>
-            </w:pPr>
-            <w:r>
-              <w:rPr>
-                <w:b/>
-                <w:bCs/>
-                <w:color w:val="B7892B"/>
-                <w:sz w:val="22"/>
-                <w:szCs w:val="22"/>
-              </w:rPr>
-              <w:t xml:space="preserve">Om te kopiëren</w:t>
-            </w:r>
-          </w:p>
-          <w:p>
-            <w:pPr>
-              <w:keepNext w:val="false"/>
-              <w:keepLines/>
-              <w:widowControl/>
-              <w:spacing w:after="100" w:line="262"/>
-            </w:pPr>
-            <w:r>
-              <w:t xml:space="preserve">Stel me, voordat je begint, de vragen die je nodig hebt om dit goed te doen — één per keer — en wacht op mijn antwoorden voordat je werkt.</w:t>
-            </w:r>
-          </w:p>
-        </w:tc>
-      </w:tr>
-    </w:tbl>
-    <w:p>
-      <w:pPr>
-        <w:keepNext w:val="false"/>
-        <w:keepLines/>
-        <w:widowControl/>
-        <w:spacing w:after="100" w:line="262"/>
-      </w:pPr>
-      <w:r>
-        <w:t xml:space="preserve">Tweede helft: laat voor alles wat belangrijk is het plan tonen vóór het handelt. « Toon me eerst je plan en wacht op mijn akkoord » maakt van een riskante one-shot iets dat je bijstuurt.</w:t>
-      </w:r>
-    </w:p>
-    <w:p>
-      <w:pPr>
-        <w:pStyle w:val="Heading2"/>
-        <w:keepNext/>
-        <w:keepLines/>
-      </w:pPr>
-      <w:r>
-        <w:t xml:space="preserve">5.2 Vertrouw nooit een zelfverzekerd antwoord — laat het controleren</w:t>
-      </w:r>
-    </w:p>
-    <w:p>
-      <w:pPr>
-        <w:keepNext/>
-        <w:keepLines/>
-        <w:widowControl/>
-        <w:spacing w:after="100" w:line="262"/>
-      </w:pPr>
-      <w:r>
-        <w:t xml:space="preserve">Claude klinkt even zeker als het fout zit als wanneer het klopt. Zekerheid is een instelling, geen controle. Behandel een vlot, zeker klinkend antwoord als een concept, geen oordeel.</w:t>
-      </w:r>
-    </w:p>
-    <w:p>
-      <w:pPr>
-        <w:pStyle w:val="ListParagraph"/>
-        <w:keepNext w:val="false"/>
-        <w:keepLines/>
-        <w:widowControl/>
-        <w:numPr>
-          <w:ilvl w:val="0"/>
-          <w:numId w:val="6"/>
-        </w:numPr>
-        <w:spacing w:after="46" w:line="258"/>
-      </w:pPr>
-      <w:r>
-        <w:rPr>
-          <w:b/>
-          <w:bCs/>
-        </w:rPr>
-        <w:t xml:space="preserve">Houd Web Search aan </w:t>
-      </w:r>
-      <w:r>
-        <w:t xml:space="preserve">zodat Claude feiten controleert op echte bronnen in plaats van te gokken.</w:t>
-      </w:r>
-    </w:p>
-    <w:p>
-      <w:pPr>
-        <w:pStyle w:val="ListParagraph"/>
-        <w:keepNext w:val="false"/>
-        <w:keepLines/>
-        <w:widowControl/>
-        <w:numPr>
-          <w:ilvl w:val="0"/>
-          <w:numId w:val="6"/>
-        </w:numPr>
-        <w:spacing w:after="46" w:line="258"/>
-      </w:pPr>
-      <w:r>
-        <w:rPr>
-          <w:b/>
-          <w:bCs/>
-        </w:rPr>
-        <w:t xml:space="preserve">Laat het zichzelf controleren: </w:t>
-      </w:r>
-      <w:r>
-        <w:t xml:space="preserve">« Controleer je eigen antwoord voordat ik het vertrouw. Verifieer de feiten en zeg waar je niet zeker van bent. »</w:t>
-      </w:r>
-    </w:p>
-    <w:p>
-      <w:pPr>
-        <w:keepNext w:val="false"/>
-        <w:keepLines/>
-        <w:widowControl/>
-        <w:spacing w:after="100" w:line="262"/>
-      </w:pPr>
-      <w:r>
-        <w:t xml:space="preserve">Nog een valkuil: Claude is </w:t>
-      </w:r>
-      <w:r>
-        <w:rPr>
-          <w:b/>
-          <w:bCs/>
-        </w:rPr>
-        <w:t xml:space="preserve">meegaand</w:t>
-      </w:r>
-      <w:r>
-        <w:t xml:space="preserve"> — als je tegenspreekt, geeft het soms toe zelfs als het gelijk had. Neem instemming dus niet als bewijs.</w:t>
-      </w:r>
-    </w:p>
-    <w:tbl>
-      <w:tblPr>
-        <w:tblW w:type="dxa" w:w="9026"/>
-        <w:tblBorders>
-          <w:top w:val="single" w:color="auto" w:sz="4"/>
-          <w:left w:val="single" w:color="auto" w:sz="4"/>
-          <w:bottom w:val="single" w:color="auto" w:sz="4"/>
-          <w:right w:val="single" w:color="auto" w:sz="4"/>
-          <w:insideH w:val="single" w:color="auto" w:sz="4"/>
-          <w:insideV w:val="single" w:color="auto" w:sz="4"/>
-        </w:tblBorders>
-      </w:tblPr>
-      <w:tblGrid>
-        <w:gridCol w:w="9026"/>
-      </w:tblGrid>
-      <w:tr>
-        <w:trPr>
-          <w:cantSplit/>
-        </w:trPr>
-        <w:tc>
-          <w:tcPr>
-            <w:tcW w:type="dxa" w:w="9026"/>
-            <w:tcBorders>
-              <w:top w:val="single" w:color="B23A3A" w:sz="2"/>
-              <w:left w:val="single" w:color="B23A3A" w:sz="18"/>
-              <w:bottom w:val="single" w:color="B23A3A" w:sz="2"/>
-              <w:right w:val="single" w:color="B23A3A" w:sz="2"/>
-            </w:tcBorders>
-            <w:shd w:fill="FBEAEA" w:val="clear"/>
-            <w:tcMar>
-              <w:top w:type="dxa" w:w="120"/>
-              <w:left w:type="dxa" w:w="200"/>
-              <w:bottom w:type="dxa" w:w="120"/>
-              <w:right w:type="dxa" w:w="160"/>
-            </w:tcMar>
+            <w:vAlign w:val="center"/>
           </w:tcPr>
           <w:p>
             <w:pPr>
@@ -4276,6 +4681,7 @@
     </w:p>
     <w:tbl>
       <w:tblPr>
+        <w:tblLayout w:type="fixed"/>
         <w:tblW w:type="dxa" w:w="9026"/>
         <w:tblBorders>
           <w:top w:val="single" w:color="auto" w:sz="4"/>
@@ -4287,7 +4693,8 @@
         </w:tblBorders>
       </w:tblPr>
       <w:tblGrid>
-        <w:gridCol w:w="9026"/>
+        <w:gridCol w:w="1150"/>
+        <w:gridCol w:w="7876"/>
       </w:tblGrid>
       <w:tr>
         <w:trPr>
@@ -4295,11 +4702,69 @@
         </w:trPr>
         <w:tc>
           <w:tcPr>
-            <w:tcW w:type="dxa" w:w="9026"/>
+            <w:tcW w:type="dxa" w:w="1150"/>
             <w:tcBorders>
               <w:top w:val="single" w:color="B23A3A" w:sz="2"/>
               <w:left w:val="single" w:color="B23A3A" w:sz="18"/>
               <w:bottom w:val="single" w:color="B23A3A" w:sz="2"/>
+              <w:right w:val="nil"/>
+            </w:tcBorders>
+            <w:shd w:fill="FBEAEA" w:val="clear"/>
+            <w:tcMar>
+              <w:top w:type="dxa" w:w="80"/>
+              <w:left w:type="dxa" w:w="120"/>
+              <w:bottom w:type="dxa" w:w="80"/>
+              <w:right w:type="dxa" w:w="60"/>
+            </w:tcMar>
+            <w:vAlign w:val="center"/>
+          </w:tcPr>
+          <w:p>
+            <w:pPr>
+              <w:spacing w:after="0"/>
+              <w:jc w:val="center"/>
+            </w:pPr>
+            <w:r>
+              <w:drawing>
+                <wp:inline distT="0" distB="0" distL="0" distR="0">
+                  <wp:extent cx="409846" cy="576000"/>
+                  <wp:docPr id="907" name="Mascot 7" descr="Mascot"/>
+                  <a:graphic xmlns:a="http://schemas.openxmlformats.org/drawingml/2006/main">
+                    <a:graphicData uri="http://schemas.openxmlformats.org/drawingml/2006/picture">
+                      <pic:pic xmlns:pic="http://schemas.openxmlformats.org/drawingml/2006/picture">
+                        <pic:nvPicPr>
+                          <pic:cNvPr id="907" name="img7.png"/>
+                          <pic:cNvPicPr/>
+                        </pic:nvPicPr>
+                        <pic:blipFill>
+                          <a:blip r:embed="rIdImg7"/>
+                          <a:stretch>
+                            <a:fillRect/>
+                          </a:stretch>
+                        </pic:blipFill>
+                        <pic:spPr>
+                          <a:xfrm>
+                            <a:off x="0" y="0"/>
+                            <a:ext cx="409846" cy="576000"/>
+                          </a:xfrm>
+                          <a:prstGeom prst="rect">
+                            <a:avLst/>
+                          </a:prstGeom>
+                        </pic:spPr>
+                      </pic:pic>
+                    </a:graphicData>
+                  </a:graphic>
+                </wp:inline>
+              </w:drawing>
+            </w:r>
+          </w:p>
+        </w:tc>
+        <w:tc>
+          <w:tcPr>
+            <w:tcW w:type="dxa" w:w="7876"/>
+            <w:tcBorders>
+              <w:top w:val="single" w:color="B23A3A" w:sz="2"/>
+              <w:left w:val="nil"/>
+              <w:bottom w:val="single" w:color="B23A3A" w:sz="2"/>
               <w:right w:val="single" w:color="B23A3A" w:sz="2"/>
             </w:tcBorders>
             <w:shd w:fill="FBEAEA" w:val="clear"/>
@@ -4309,6 +4774,7 @@
               <w:bottom w:type="dxa" w:w="120"/>
               <w:right w:type="dxa" w:w="160"/>
             </w:tcMar>
+            <w:vAlign w:val="center"/>
           </w:tcPr>
           <w:p>
             <w:pPr>
@@ -4415,6 +4881,7 @@
     </w:p>
     <w:tbl>
       <w:tblPr>
+        <w:tblLayout w:type="fixed"/>
         <w:tblW w:type="dxa" w:w="9026"/>
         <w:tblBorders>
           <w:top w:val="single" w:color="auto" w:sz="4"/>
@@ -4426,7 +4893,8 @@
         </w:tblBorders>
       </w:tblPr>
       <w:tblGrid>
-        <w:gridCol w:w="9026"/>
+        <w:gridCol w:w="1150"/>
+        <w:gridCol w:w="7876"/>
       </w:tblGrid>
       <w:tr>
         <w:trPr>
@@ -4434,11 +4902,69 @@
         </w:trPr>
         <w:tc>
           <w:tcPr>
-            <w:tcW w:type="dxa" w:w="9026"/>
+            <w:tcW w:type="dxa" w:w="1150"/>
             <w:tcBorders>
               <w:top w:val="single" w:color="B23A3A" w:sz="2"/>
               <w:left w:val="single" w:color="B23A3A" w:sz="18"/>
               <w:bottom w:val="single" w:color="B23A3A" w:sz="2"/>
+              <w:right w:val="nil"/>
+            </w:tcBorders>
+            <w:shd w:fill="FBEAEA" w:val="clear"/>
+            <w:tcMar>
+              <w:top w:type="dxa" w:w="80"/>
+              <w:left w:type="dxa" w:w="120"/>
+              <w:bottom w:type="dxa" w:w="80"/>
+              <w:right w:type="dxa" w:w="60"/>
+            </w:tcMar>
+            <w:vAlign w:val="center"/>
+          </w:tcPr>
+          <w:p>
+            <w:pPr>
+              <w:spacing w:after="0"/>
+              <w:jc w:val="center"/>
+            </w:pPr>
+            <w:r>
+              <w:drawing>
+                <wp:inline distT="0" distB="0" distL="0" distR="0">
+                  <wp:extent cx="409846" cy="576000"/>
+                  <wp:docPr id="908" name="Mascot 8" descr="Mascot"/>
+                  <a:graphic xmlns:a="http://schemas.openxmlformats.org/drawingml/2006/main">
+                    <a:graphicData uri="http://schemas.openxmlformats.org/drawingml/2006/picture">
+                      <pic:pic xmlns:pic="http://schemas.openxmlformats.org/drawingml/2006/picture">
+                        <pic:nvPicPr>
+                          <pic:cNvPr id="908" name="img8.png"/>
+                          <pic:cNvPicPr/>
+                        </pic:nvPicPr>
+                        <pic:blipFill>
+                          <a:blip r:embed="rIdImg8"/>
+                          <a:stretch>
+                            <a:fillRect/>
+                          </a:stretch>
+                        </pic:blipFill>
+                        <pic:spPr>
+                          <a:xfrm>
+                            <a:off x="0" y="0"/>
+                            <a:ext cx="409846" cy="576000"/>
+                          </a:xfrm>
+                          <a:prstGeom prst="rect">
+                            <a:avLst/>
+                          </a:prstGeom>
+                        </pic:spPr>
+                      </pic:pic>
+                    </a:graphicData>
+                  </a:graphic>
+                </wp:inline>
+              </w:drawing>
+            </w:r>
+          </w:p>
+        </w:tc>
+        <w:tc>
+          <w:tcPr>
+            <w:tcW w:type="dxa" w:w="7876"/>
+            <w:tcBorders>
+              <w:top w:val="single" w:color="B23A3A" w:sz="2"/>
+              <w:left w:val="nil"/>
+              <w:bottom w:val="single" w:color="B23A3A" w:sz="2"/>
               <w:right w:val="single" w:color="B23A3A" w:sz="2"/>
             </w:tcBorders>
             <w:shd w:fill="FBEAEA" w:val="clear"/>
@@ -4448,6 +4974,7 @@
               <w:bottom w:type="dxa" w:w="120"/>
               <w:right w:type="dxa" w:w="160"/>
             </w:tcMar>
+            <w:vAlign w:val="center"/>
           </w:tcPr>
           <w:p>
             <w:pPr>
@@ -5344,6 +5871,7 @@
     </w:p>
     <w:tbl>
       <w:tblPr>
+        <w:tblLayout w:type="fixed"/>
         <w:tblW w:type="dxa" w:w="9026"/>
         <w:tblBorders>
           <w:top w:val="single" w:color="auto" w:sz="4"/>
@@ -5355,7 +5883,8 @@
         </w:tblBorders>
       </w:tblPr>
       <w:tblGrid>
-        <w:gridCol w:w="9026"/>
+        <w:gridCol w:w="1150"/>
+        <w:gridCol w:w="7876"/>
       </w:tblGrid>
       <w:tr>
         <w:trPr>
@@ -5363,11 +5892,69 @@
         </w:trPr>
         <w:tc>
           <w:tcPr>
-            <w:tcW w:type="dxa" w:w="9026"/>
+            <w:tcW w:type="dxa" w:w="1150"/>
             <w:tcBorders>
               <w:top w:val="single" w:color="B23A3A" w:sz="2"/>
               <w:left w:val="single" w:color="B23A3A" w:sz="18"/>
               <w:bottom w:val="single" w:color="B23A3A" w:sz="2"/>
+              <w:right w:val="nil"/>
+            </w:tcBorders>
+            <w:shd w:fill="FBEAEA" w:val="clear"/>
+            <w:tcMar>
+              <w:top w:type="dxa" w:w="80"/>
+              <w:left w:type="dxa" w:w="120"/>
+              <w:bottom w:type="dxa" w:w="80"/>
+              <w:right w:type="dxa" w:w="60"/>
+            </w:tcMar>
+            <w:vAlign w:val="center"/>
+          </w:tcPr>
+          <w:p>
+            <w:pPr>
+              <w:spacing w:after="0"/>
+              <w:jc w:val="center"/>
+            </w:pPr>
+            <w:r>
+              <w:drawing>
+                <wp:inline distT="0" distB="0" distL="0" distR="0">
+                  <wp:extent cx="409846" cy="576000"/>
+                  <wp:docPr id="909" name="Mascot 9" descr="Mascot"/>
+                  <a:graphic xmlns:a="http://schemas.openxmlformats.org/drawingml/2006/main">
+                    <a:graphicData uri="http://schemas.openxmlformats.org/drawingml/2006/picture">
+                      <pic:pic xmlns:pic="http://schemas.openxmlformats.org/drawingml/2006/picture">
+                        <pic:nvPicPr>
+                          <pic:cNvPr id="909" name="img9.png"/>
+                          <pic:cNvPicPr/>
+                        </pic:nvPicPr>
+                        <pic:blipFill>
+                          <a:blip r:embed="rIdImg9"/>
+                          <a:stretch>
+                            <a:fillRect/>
+                          </a:stretch>
+                        </pic:blipFill>
+                        <pic:spPr>
+                          <a:xfrm>
+                            <a:off x="0" y="0"/>
+                            <a:ext cx="409846" cy="576000"/>
+                          </a:xfrm>
+                          <a:prstGeom prst="rect">
+                            <a:avLst/>
+                          </a:prstGeom>
+                        </pic:spPr>
+                      </pic:pic>
+                    </a:graphicData>
+                  </a:graphic>
+                </wp:inline>
+              </w:drawing>
+            </w:r>
+          </w:p>
+        </w:tc>
+        <w:tc>
+          <w:tcPr>
+            <w:tcW w:type="dxa" w:w="7876"/>
+            <w:tcBorders>
+              <w:top w:val="single" w:color="B23A3A" w:sz="2"/>
+              <w:left w:val="nil"/>
+              <w:bottom w:val="single" w:color="B23A3A" w:sz="2"/>
               <w:right w:val="single" w:color="B23A3A" w:sz="2"/>
             </w:tcBorders>
             <w:shd w:fill="FBEAEA" w:val="clear"/>
@@ -5377,6 +5964,7 @@
               <w:bottom w:type="dxa" w:w="120"/>
               <w:right w:type="dxa" w:w="160"/>
             </w:tcMar>
+            <w:vAlign w:val="center"/>
           </w:tcPr>
           <w:p>
             <w:pPr>
@@ -6596,6 +7184,7 @@
     </w:tbl>
     <w:tbl>
       <w:tblPr>
+        <w:tblLayout w:type="fixed"/>
         <w:tblW w:type="dxa" w:w="9026"/>
         <w:tblBorders>
           <w:top w:val="single" w:color="auto" w:sz="4"/>
@@ -6607,7 +7196,8 @@
         </w:tblBorders>
       </w:tblPr>
       <w:tblGrid>
-        <w:gridCol w:w="9026"/>
+        <w:gridCol w:w="1150"/>
+        <w:gridCol w:w="7876"/>
       </w:tblGrid>
       <w:tr>
         <w:trPr>
@@ -6615,11 +7205,69 @@
         </w:trPr>
         <w:tc>
           <w:tcPr>
-            <w:tcW w:type="dxa" w:w="9026"/>
+            <w:tcW w:type="dxa" w:w="1150"/>
             <w:tcBorders>
               <w:top w:val="single" w:color="2E7D32" w:sz="2"/>
               <w:left w:val="single" w:color="2E7D32" w:sz="18"/>
               <w:bottom w:val="single" w:color="2E7D32" w:sz="2"/>
+              <w:right w:val="nil"/>
+            </w:tcBorders>
+            <w:shd w:fill="EAF3EA" w:val="clear"/>
+            <w:tcMar>
+              <w:top w:type="dxa" w:w="80"/>
+              <w:left w:type="dxa" w:w="120"/>
+              <w:bottom w:type="dxa" w:w="80"/>
+              <w:right w:type="dxa" w:w="60"/>
+            </w:tcMar>
+            <w:vAlign w:val="center"/>
+          </w:tcPr>
+          <w:p>
+            <w:pPr>
+              <w:spacing w:after="0"/>
+              <w:jc w:val="center"/>
+            </w:pPr>
+            <w:r>
+              <w:drawing>
+                <wp:inline distT="0" distB="0" distL="0" distR="0">
+                  <wp:extent cx="387692" cy="576000"/>
+                  <wp:docPr id="910" name="Mascot 10" descr="Mascot"/>
+                  <a:graphic xmlns:a="http://schemas.openxmlformats.org/drawingml/2006/main">
+                    <a:graphicData uri="http://schemas.openxmlformats.org/drawingml/2006/picture">
+                      <pic:pic xmlns:pic="http://schemas.openxmlformats.org/drawingml/2006/picture">
+                        <pic:nvPicPr>
+                          <pic:cNvPr id="910" name="img10.png"/>
+                          <pic:cNvPicPr/>
+                        </pic:nvPicPr>
+                        <pic:blipFill>
+                          <a:blip r:embed="rIdImg10"/>
+                          <a:stretch>
+                            <a:fillRect/>
+                          </a:stretch>
+                        </pic:blipFill>
+                        <pic:spPr>
+                          <a:xfrm>
+                            <a:off x="0" y="0"/>
+                            <a:ext cx="387692" cy="576000"/>
+                          </a:xfrm>
+                          <a:prstGeom prst="rect">
+                            <a:avLst/>
+                          </a:prstGeom>
+                        </pic:spPr>
+                      </pic:pic>
+                    </a:graphicData>
+                  </a:graphic>
+                </wp:inline>
+              </w:drawing>
+            </w:r>
+          </w:p>
+        </w:tc>
+        <w:tc>
+          <w:tcPr>
+            <w:tcW w:type="dxa" w:w="7876"/>
+            <w:tcBorders>
+              <w:top w:val="single" w:color="2E7D32" w:sz="2"/>
+              <w:left w:val="nil"/>
+              <w:bottom w:val="single" w:color="2E7D32" w:sz="2"/>
               <w:right w:val="single" w:color="2E7D32" w:sz="2"/>
             </w:tcBorders>
             <w:shd w:fill="EAF3EA" w:val="clear"/>
@@ -6629,6 +7277,7 @@
               <w:bottom w:type="dxa" w:w="120"/>
               <w:right w:type="dxa" w:w="160"/>
             </w:tcMar>
+            <w:vAlign w:val="center"/>
           </w:tcPr>
           <w:p>
             <w:pPr>
@@ -6786,6 +7435,7 @@
     </w:p>
     <w:tbl>
       <w:tblPr>
+        <w:tblLayout w:type="fixed"/>
         <w:tblW w:type="dxa" w:w="9026"/>
         <w:tblBorders>
           <w:top w:val="single" w:color="auto" w:sz="4"/>
@@ -6797,7 +7447,8 @@
         </w:tblBorders>
       </w:tblPr>
       <w:tblGrid>
-        <w:gridCol w:w="9026"/>
+        <w:gridCol w:w="1150"/>
+        <w:gridCol w:w="7876"/>
       </w:tblGrid>
       <w:tr>
         <w:trPr>
@@ -6805,11 +7456,69 @@
         </w:trPr>
         <w:tc>
           <w:tcPr>
-            <w:tcW w:type="dxa" w:w="9026"/>
+            <w:tcW w:type="dxa" w:w="1150"/>
             <w:tcBorders>
               <w:top w:val="single" w:color="B23A3A" w:sz="2"/>
               <w:left w:val="single" w:color="B23A3A" w:sz="18"/>
               <w:bottom w:val="single" w:color="B23A3A" w:sz="2"/>
+              <w:right w:val="nil"/>
+            </w:tcBorders>
+            <w:shd w:fill="FBEAEA" w:val="clear"/>
+            <w:tcMar>
+              <w:top w:type="dxa" w:w="80"/>
+              <w:left w:type="dxa" w:w="120"/>
+              <w:bottom w:type="dxa" w:w="80"/>
+              <w:right w:type="dxa" w:w="60"/>
+            </w:tcMar>
+            <w:vAlign w:val="center"/>
+          </w:tcPr>
+          <w:p>
+            <w:pPr>
+              <w:spacing w:after="0"/>
+              <w:jc w:val="center"/>
+            </w:pPr>
+            <w:r>
+              <w:drawing>
+                <wp:inline distT="0" distB="0" distL="0" distR="0">
+                  <wp:extent cx="409846" cy="576000"/>
+                  <wp:docPr id="911" name="Mascot 11" descr="Mascot"/>
+                  <a:graphic xmlns:a="http://schemas.openxmlformats.org/drawingml/2006/main">
+                    <a:graphicData uri="http://schemas.openxmlformats.org/drawingml/2006/picture">
+                      <pic:pic xmlns:pic="http://schemas.openxmlformats.org/drawingml/2006/picture">
+                        <pic:nvPicPr>
+                          <pic:cNvPr id="911" name="img11.png"/>
+                          <pic:cNvPicPr/>
+                        </pic:nvPicPr>
+                        <pic:blipFill>
+                          <a:blip r:embed="rIdImg11"/>
+                          <a:stretch>
+                            <a:fillRect/>
+                          </a:stretch>
+                        </pic:blipFill>
+                        <pic:spPr>
+                          <a:xfrm>
+                            <a:off x="0" y="0"/>
+                            <a:ext cx="409846" cy="576000"/>
+                          </a:xfrm>
+                          <a:prstGeom prst="rect">
+                            <a:avLst/>
+                          </a:prstGeom>
+                        </pic:spPr>
+                      </pic:pic>
+                    </a:graphicData>
+                  </a:graphic>
+                </wp:inline>
+              </w:drawing>
+            </w:r>
+          </w:p>
+        </w:tc>
+        <w:tc>
+          <w:tcPr>
+            <w:tcW w:type="dxa" w:w="7876"/>
+            <w:tcBorders>
+              <w:top w:val="single" w:color="B23A3A" w:sz="2"/>
+              <w:left w:val="nil"/>
+              <w:bottom w:val="single" w:color="B23A3A" w:sz="2"/>
               <w:right w:val="single" w:color="B23A3A" w:sz="2"/>
             </w:tcBorders>
             <w:shd w:fill="FBEAEA" w:val="clear"/>
@@ -6819,6 +7528,7 @@
               <w:bottom w:type="dxa" w:w="120"/>
               <w:right w:type="dxa" w:w="160"/>
             </w:tcMar>
+            <w:vAlign w:val="center"/>
           </w:tcPr>
           <w:p>
             <w:pPr>

--- a/source/nl/1-level-zero.docx
+++ b/source/nl/1-level-zero.docx
@@ -151,7 +151,7 @@
           <w:sz w:val="20"/>
           <w:szCs w:val="20"/>
         </w:rPr>
-        <w:t xml:space="preserve">Versie 3.3 — September 2026</w:t>
+        <w:t xml:space="preserve">Versie 3.4 — September 2026</w:t>
       </w:r>
     </w:p>
     <w:p>
@@ -434,7 +434,7 @@
               <w:spacing w:after="100" w:line="262"/>
             </w:pPr>
             <w:r>
-              <w:t xml:space="preserve">Alles hier weerspiegelt Claude in augustus 2026: de modelfamilies Opus, Sonnet, Haiku en Fable (opnieuw gecontroleerd op 28 september 2026: Opus 5.5, Sonnet 5, Haiku 4.5 en Fable 5.1), de Cowork desktop-app, en het nieuwe verenigde home dat Chat, Cowork en je Projects in één zijbalk toont. Anthropic brengt updates zeer snel uit — vaak in dagen, niet maanden — dus een scherm, een menunaam of een modelnummer kan al verschoven zijn. Als wat je ziet niet met deze pagina overeenkomt, vertrouw dan de app en claude.com boven het boek. De ideeën en gewoonten hier blijven waar, ook als de knoppen verhuizen.</w:t>
+              <w:t xml:space="preserve">Alles hier weerspiegelt de Claude-app zoals gecontroleerd op 29 september 2026: de modellen Opus 5.5, Sonnet 5.5, Haiku 4.5 en Fable 5.1, en de nieuwe, enkele app waarin Chat en Cowork één berichtvak delen. Anthropic brengt updates zeer snel uit — vaak in dagen, niet maanden — dus een scherm, een menunaam of een modelnummer kan al verschoven zijn. Als wat je ziet niet met deze pagina overeenkomt, vertrouw dan de app en claude.com boven het boek. De ideeën en gewoonten hier blijven waar, ook als de knoppen verhuizen.</w:t>
             </w:r>
           </w:p>
         </w:tc>
@@ -481,7 +481,7 @@
                 <w:sz w:val="22"/>
                 <w:szCs w:val="22"/>
               </w:rPr>
-              <w:t xml:space="preserve">Chat en Cowork worden één app</w:t>
+              <w:t xml:space="preserve">Chat en Cowork zijn nu één app</w:t>
             </w:r>
           </w:p>
           <w:p>
@@ -491,7 +491,7 @@
               <w:spacing w:after="60" w:line="262"/>
             </w:pPr>
             <w:r>
-              <w:t xml:space="preserve">Sinds eind september 2026 voegt Anthropic Chat en Cowork samen tot één Claude-app, eerst op Pro en Max. Waar deze gids Cowork zegt, zie je misschien gewoon Claude. De ideeën en gewoonten blijven dezelfde.</w:t>
+              <w:t xml:space="preserve">Sinds eind september 2026 delen Chat en Cowork één berichtvak, met een schakelaar Chat | Cowork eronder (eerst op Pro en Max, andere abonnementen volgen). Deze editie is geschreven voor die nieuwe app.</w:t>
             </w:r>
           </w:p>
         </w:tc>
@@ -611,7 +611,7 @@
                 <w:sz w:val="22"/>
                 <w:szCs w:val="22"/>
               </w:rPr>
-              <w:t xml:space="preserve">Wat is nieuw in versie 3.3</w:t>
+              <w:t xml:space="preserve">Wat is nieuw in versie 3.4</w:t>
             </w:r>
           </w:p>
           <w:p>
@@ -622,7 +622,7 @@
               <w:spacing w:after="100" w:line="262"/>
             </w:pPr>
             <w:r>
-              <w:t xml:space="preserve">Toegevoegd: een « Begin hier »-gids van twee pagina's voor echte beginners; een route voor het gratis abonnement in hoofdstuk 1; een korte uitleg van elk technisch woord waar het voor het eerst opduikt; een woordenlijst per thema. Bijgewerkt: vuistregels uit mijn eigen ervaring staan nu als ervaring aangeduid, niet als feit.</w:t>
+              <w:t xml:space="preserve">Herschreven voor de nieuwe Claude-app, gecontroleerd op 29 september 2026: Chat en Cowork in één berichtvak, Effort in plaats van Extended Thinking, Web search in het +-menu, Scheduled en Devices. Huidige modellen: Opus 5.5, Sonnet 5.5, Haiku 4.5, Fable 5.1.</w:t>
             </w:r>
           </w:p>
         </w:tc>
@@ -832,7 +832,7 @@
               <w:t xml:space="preserve">claude.ai</w:t>
             </w:r>
             <w:r>
-              <w:t xml:space="preserve"> en start je een chat.</w:t>
+              <w:t xml:space="preserve"> en start je een chat (de schakelaar onder het berichtvak blijft op Chat).</w:t>
             </w:r>
           </w:p>
           <w:p>
@@ -890,7 +890,7 @@
         <w:t xml:space="preserve">Installeer en meld je aan. </w:t>
       </w:r>
       <w:r>
-        <w:t xml:space="preserve">Download de desktop-app van claude.com/download (Windows of macOS) en meld je aan met een betaald abonnement.</w:t>
+        <w:t xml:space="preserve">Download de desktop-app van claude.com/download (Windows of macOS) en meld je aan met een betaald abonnement. Werk op je bestanden draait altijd op je pc via deze app.</w:t>
       </w:r>
     </w:p>
     <w:p>
@@ -913,7 +913,7 @@
         <w:t xml:space="preserve">Stel de motor in. </w:t>
       </w:r>
       <w:r>
-        <w:t xml:space="preserve">Kies het model Opus (het krachtigste), en zet Extended Thinking (Claude denkt na voor het antwoordt) en Web Search (het controleert feiten online) aan.</w:t>
+        <w:t xml:space="preserve">Klik op de modelnaam naast het berichtvak, kies Opus (het dagelijkse model voor serieus werk) en laat Effort op Medium staan (hoe hard Claude nadenkt voor het antwoordt). Controleer in het +-menu dat Web search (het controleert feiten online) een vinkje heeft.</w:t>
       </w:r>
     </w:p>
     <w:p>
@@ -933,7 +933,7 @@
           <w:b/>
           <w:bCs/>
         </w:rPr>
-        <w:t xml:space="preserve">Open Cowork (Claude dat werkt met de bestanden in één map) en richt het op een map </w:t>
+        <w:t xml:space="preserve">Schakel onder het berichtvak naar Cowork (Claude dat werkt met de bestanden in één map) en kies een map </w:t>
       </w:r>
       <w:r>
         <w:t xml:space="preserve">met één document dat je kent — een PDF of een Word-bestand.</w:t>
@@ -1152,7 +1152,7 @@
         <w:spacing w:after="100" w:line="262"/>
       </w:pPr>
       <w:r>
-        <w:t xml:space="preserve">De meeste mensen ontmoeten Claude als een chatvenster op een website: typ een vraag, krijg een antwoord, ga verder. Dat is als een smartphone kopen en er alleen mee bellen. Claude is niet één ding — het is een kleine familie van producten die hetzelfde brein delen maar heel verschillende taken doen.</w:t>
+        <w:t xml:space="preserve">De meeste mensen ontmoeten Claude als een chatvenster op een website: typ een vraag, krijg een antwoord, ga verder. Dat is als een smartphone kopen en er alleen mee bellen. Claude is één app met één brein, maar het kan heel verschillende taken doen. De schakelaar onder het berichtvak (Chat | Cowork) en een paar menu's bepalen welke taak het doet.</w:t>
       </w:r>
     </w:p>
     <w:p>
@@ -1350,7 +1350,7 @@
                 <w:sz w:val="21"/>
                 <w:szCs w:val="21"/>
               </w:rPr>
-              <w:t xml:space="preserve">Het gesprek op claude.ai of in de desktop-app.</w:t>
+              <w:t xml:space="preserve">De Chat-kant van het berichtvak, op de website, de desktop of je telefoon.</w:t>
             </w:r>
           </w:p>
         </w:tc>
@@ -1486,7 +1486,7 @@
                 <w:sz w:val="21"/>
                 <w:szCs w:val="21"/>
               </w:rPr>
-              <w:t xml:space="preserve">Een desktop-agent die in een map op je pc werkt.</w:t>
+              <w:t xml:space="preserve">De Cowork-kant van hetzelfde vak: Claude werkt met de bestanden in een map op je pc.</w:t>
             </w:r>
           </w:p>
         </w:tc>
@@ -1672,7 +1672,7 @@
         <w:t xml:space="preserve">weten welk gezicht je kiest.</w:t>
       </w:r>
       <w:r>
-        <w:t xml:space="preserve"> Een rapport hoort bij Cowork. Een script hoort bij Code. Een wekelijkse taak hoort bij een Project.</w:t>
+        <w:t xml:space="preserve"> Een rapport hoort bij Cowork. Een script hoort bij Code. Een wekelijkse taak hoort bij een Project of onder Scheduled.</w:t>
       </w:r>
     </w:p>
     <w:p>
@@ -2212,7 +2212,7 @@
         <w:t xml:space="preserve">Download de desktop-app </w:t>
       </w:r>
       <w:r>
-        <w:t xml:space="preserve">van claude.com/download (Windows of macOS). Cowork zit in de app, niet op de website.</w:t>
+        <w:t xml:space="preserve">van claude.com/download (Windows of macOS). Je kunt Cowork ook op de website of je telefoon starten, maar het werk op je bestanden draait op je pc via de desktop-app (+-menu → Devices toont welke computer).</w:t>
       </w:r>
     </w:p>
     <w:p>
@@ -2320,10 +2320,10 @@
           <w:b/>
           <w:bCs/>
         </w:rPr>
-        <w:t xml:space="preserve">Kies een model. </w:t>
-      </w:r>
-      <w:r>
-        <w:t xml:space="preserve">Dit is de motor. In een gewone chat kun je per bericht van model wisselen — maar in een Cowork-gesprek vergrendelt het model zodra je het eerste bericht stuurt; kies het dus vooraf.</w:t>
+        <w:t xml:space="preserve">Kies een model en zijn effort. </w:t>
+      </w:r>
+      <w:r>
+        <w:t xml:space="preserve">Klik op de modelnaam naast het berichtvak. Het model is de motor; Effort is hoe hard het nadenkt. In een gewone chat kun je per bericht van model wisselen — maar in een Cowork-taak vergrendelt het model zodra je het eerste bericht stuurt; kies het dus vooraf.</w:t>
       </w:r>
     </w:p>
     <w:tbl>
@@ -2510,7 +2510,7 @@
                 <w:sz w:val="21"/>
                 <w:szCs w:val="21"/>
               </w:rPr>
-              <w:t xml:space="preserve">Sonnet (5)</w:t>
+              <w:t xml:space="preserve">Sonnet (5.5)</w:t>
             </w:r>
           </w:p>
         </w:tc>
@@ -2690,7 +2690,7 @@
               <w:spacing w:after="100" w:line="262"/>
             </w:pPr>
             <w:r>
-              <w:t xml:space="preserve">In Chat wissel je van model tussen berichten. In een Cowork-gesprek staat het model vast vanaf het eerste bericht — voor een ander model start je een nieuw gesprek (en verlies je de opgebouwde context). Kies dus bewust. En een krachtiger model (Opus) verbruikt meer tokens dan Sonnet of Haiku.</w:t>
+              <w:t xml:space="preserve">In Chat wissel je van model tussen berichten. In een Cowork-taak staat het model vast vanaf het eerste bericht — voor een ander model start je een nieuwe taak (en verlies je de opgebouwde context). Kies dus bewust. En een krachtiger model of een hogere Effort geeft betere antwoorden, maar verbruikt meer van je quotum.</w:t>
             </w:r>
           </w:p>
         </w:tc>
@@ -2820,7 +2820,7 @@
               <w:spacing w:after="100" w:line="262"/>
             </w:pPr>
             <w:r>
-              <w:t xml:space="preserve">Denk in niveaus, niet in versienummers: een kleine snelle (Haiku), een gebalanceerde (Sonnet), de meest capabele (Opus), en een nog hogere vlaggenschipfamilie (Fable). Anthropic brengt voortdurend nieuwe versies uit — Fable 5.1, Opus 5.5 en Sonnet 5 kwamen allemaal in 2026 — dus de exacte nummers op deze pagina zullen verschuiven. Wat de modelkiezer je vandaag toont, is de waarheid. Kies voor echt werk het meest capabele model dat je hebt.</w:t>
+              <w:t xml:space="preserve">Denk in niveaus, niet in versienummers: een kleine snelle (Haiku), een efficiënte voor eenvoudigere taken (Sonnet), het dagelijkse model voor complex werk (Opus), en een vlaggenschip voor de zwaarste uitdagingen (Fable). Anthropic brengt voortdurend nieuwe versies uit — Fable 5.1, Opus 5.5 en Sonnet 5.5 kwamen allemaal in 2026 — dus de exacte nummers op deze pagina zullen verschuiven. Wat de modelkiezer je vandaag toont, is de waarheid.</w:t>
             </w:r>
           </w:p>
         </w:tc>
@@ -2843,10 +2843,10 @@
           <w:b/>
           <w:bCs/>
         </w:rPr>
-        <w:t xml:space="preserve">Zet Extended Thinking en Web Search aan. </w:t>
-      </w:r>
-      <w:r>
-        <w:t xml:space="preserve">Extended Thinking laat Claude nadenken vóór het antwoordt. Web Search laat het feiten controleren in plaats van gokken — het beste middel tegen verzinsels. Laat beide aan.</w:t>
+        <w:t xml:space="preserve">Stel Effort in en laat Web search aan. </w:t>
+      </w:r>
+      <w:r>
+        <w:t xml:space="preserve">Effort (Low, Medium, High, Extra, Max) is hoeveel Claude nadenkt vóór het antwoordt; Medium is aanbevolen, en hogere niveaus zijn trager en verbruiken je limieten sneller. Web search, een vinkje in het +-menu, laat het feiten controleren in plaats van gokken — het beste middel tegen verzinsels.</w:t>
       </w:r>
     </w:p>
     <w:tbl>
@@ -2969,7 +2969,7 @@
               <w:spacing w:after="100" w:line="262"/>
             </w:pPr>
             <w:r>
-              <w:t xml:space="preserve">In mijn ervaring maken Opus + Extended Thinking + Web Search het grootste verschil voor je resultaten. Eén minuut om in te stellen.</w:t>
+              <w:t xml:space="preserve">In mijn ervaring maken Opus met Effort op Medium (High voor de zware taken) en Web search aan het grootste verschil voor je resultaten. Eén minuut om in te stellen.</w:t>
             </w:r>
           </w:p>
         </w:tc>
@@ -3718,10 +3718,10 @@
           <w:b/>
           <w:bCs/>
         </w:rPr>
-        <w:t xml:space="preserve">Houd Web Search aan </w:t>
-      </w:r>
-      <w:r>
-        <w:t xml:space="preserve">zodat Claude feiten controleert op echte bronnen in plaats van te gokken.</w:t>
+        <w:t xml:space="preserve">Houd Web search aan </w:t>
+      </w:r>
+      <w:r>
+        <w:t xml:space="preserve">(een vinkje in het +-menu) zodat Claude feiten controleert op echte bronnen in plaats van te gokken.</w:t>
       </w:r>
     </w:p>
     <w:p>
@@ -4241,7 +4241,7 @@
                 <w:sz w:val="21"/>
                 <w:szCs w:val="21"/>
               </w:rPr>
-              <w:t xml:space="preserve">Website en desktop-app zijn hetzelfde.</w:t>
+              <w:t xml:space="preserve">Cowork is alleen voor de desktop-app.</w:t>
             </w:r>
           </w:p>
         </w:tc>
@@ -4262,7 +4262,7 @@
                 <w:sz w:val="21"/>
                 <w:szCs w:val="21"/>
               </w:rPr>
-              <w:t xml:space="preserve">De app doet veel meer — Cowork en Code bestaan alleen daar.</w:t>
+              <w:t xml:space="preserve">Je kunt Cowork op de website of je telefoon starten, maar het werk op je bestanden draait op je pc via de desktop-app. Installeer die.</w:t>
             </w:r>
           </w:p>
         </w:tc>
@@ -4855,7 +4855,7 @@
         <w:spacing w:after="100" w:line="262"/>
       </w:pPr>
       <w:r>
-        <w:t xml:space="preserve">Cowork is de grootste verschuiving in hoe Claude gebruikt wordt. Het is een desktop-app die naar een map op je computer wijst en die als werkruimte behandelt. Het leest je bestanden, schrijft nieuwe, draait code op de achtergrond, en stelt je vragen vóór elke belangrijke actie.</w:t>
+        <w:t xml:space="preserve">Cowork is de grootste verschuiving in hoe Claude gebruikt wordt. Zet het berichtvak op Cowork en Claude werkt in een map op je computer als werkruimte. Het leest je bestanden, schrijft nieuwe, draait code op de achtergrond, en stelt je vragen vóór elke belangrijke actie.</w:t>
       </w:r>
     </w:p>
     <w:p>
@@ -4876,7 +4876,7 @@
         <w:t xml:space="preserve">werknemer</w:t>
       </w:r>
       <w:r>
-        <w:t xml:space="preserve">. Je beschrijft het resultaat, het leest de nuttige bestanden, vraagt verduidelijking via een klikbaar formulier, en komt terug met een afgewerkt resultaat. Medio 2026 is het beschikbaar op alle betaalde abonnementen (Pro, Max, Team, Enterprise) via de desktop-app voor Windows en macOS, die nu één home deelt met Chat — je Projects staan in de linker zijbalk, dus als er één na een update lijkt te verdwijnen, kijk daar of gebruik de zoekbalk.</w:t>
+        <w:t xml:space="preserve">. Je beschrijft het resultaat, het leest de nuttige bestanden, vraagt verduidelijking via een klikbaar formulier, en komt terug met een afgewerkt resultaat. Het is beschikbaar op de betaalde abonnementen (Pro, Max, Team en Enterprise). Je kunt een taak starten op de website, je telefoon of de desktop-app; het werk op je bestanden draait op je pc via de desktop-app. Het +-menu → Devices toont welke computer.</w:t>
       </w:r>
     </w:p>
     <w:tbl>
@@ -5229,10 +5229,10 @@
           <w:b/>
           <w:bCs/>
         </w:rPr>
-        <w:t xml:space="preserve">Geplande taken </w:t>
-      </w:r>
-      <w:r>
-        <w:t xml:space="preserve">laten een routine vanzelf draaien — een overzicht elke werkdag om 7 uur (je computer moet aan staan).</w:t>
+        <w:t xml:space="preserve">Scheduled </w:t>
+      </w:r>
+      <w:r>
+        <w:t xml:space="preserve">(in de linker zijbalk) laat een opgeslagen routine vanzelf draaien — een overzicht elke werkdag om 7 uur (je computer moet aan staan).</w:t>
       </w:r>
     </w:p>
     <w:p>
@@ -5252,10 +5252,10 @@
           <w:b/>
           <w:bCs/>
         </w:rPr>
-        <w:t xml:space="preserve">Dispatch </w:t>
-      </w:r>
-      <w:r>
-        <w:t xml:space="preserve">laat je een taak vanaf je telefoon geven; de desktop-app doet het werk en je opent het resultaat later. Bèta op Pro en Max; vereist de desktop- én mobiele app.</w:t>
+        <w:t xml:space="preserve">Devices </w:t>
+      </w:r>
+      <w:r>
+        <w:t xml:space="preserve">(+-menu in Cowork) laat je een taak starten vanaf je telefoon of de website en kiezen welke van je computers ze uitvoert; de desktop-app doet het werk en je opent het resultaat later.</w:t>
       </w:r>
     </w:p>
     <w:p>
@@ -5683,7 +5683,7 @@
                 <w:sz w:val="21"/>
                 <w:szCs w:val="21"/>
               </w:rPr>
-              <w:t xml:space="preserve">Geen geplande taken.</w:t>
+              <w:t xml:space="preserve">Niets onder Scheduled.</w:t>
             </w:r>
           </w:p>
         </w:tc>
@@ -6921,7 +6921,7 @@
               <w:spacing w:after="100" w:line="262"/>
             </w:pPr>
             <w:r>
-              <w:t xml:space="preserve">Nieuw in Cowork (medio 2026): open het +-menu in de desktop-app en kies « Record a skill ». Claude neemt je scherm en je stem op terwijl je de taak één keer doet — je legt je keuzes hardop uit — en maakt er een herbruikbare skill van. Geen schrijfwerk nodig, de makkelijkste weg voor een taak die eenvoudiger te tonen dan te beschrijven is, vooral browsertaken zonder connector. Neem geen wachtwoorden, geheimen of privé-informatie op. Op Pro, Max en Team.</w:t>
+              <w:t xml:space="preserve">Nieuw in Cowork (medio 2026): open in de desktop-app het +-menu en kies « Record a skill » (als je het ziet). Claude neemt je scherm en je stem op terwijl je de taak één keer doet — je legt je keuzes hardop uit — en maakt er een herbruikbare skill van. Geen schrijfwerk nodig, de makkelijkste weg voor een taak die eenvoudiger te tonen dan te beschrijven is, vooral browsertaken zonder connector. Neem geen wachtwoorden, geheimen of privé-informatie op.</w:t>
             </w:r>
           </w:p>
         </w:tc>
@@ -7430,7 +7430,7 @@
         <w:t xml:space="preserve">Controleer wat telt. </w:t>
       </w:r>
       <w:r>
-        <w:t xml:space="preserve">Voor cijfers, juridisch of geld: check de bron — en houd Web Search aan.</w:t>
+        <w:t xml:space="preserve">Voor cijfers, juridisch of geld: check de bron — en houd Web search aan.</w:t>
       </w:r>
     </w:p>
     <w:tbl>
@@ -8081,7 +8081,7 @@
         <w:spacing w:after="46" w:line="258"/>
       </w:pPr>
       <w:r>
-        <w:t xml:space="preserve">Zet het model op Opus; zet Extended Thinking en Web Search aan.</w:t>
+        <w:t xml:space="preserve">Zet het model op Opus, Effort op Medium; controleer dat Web search aangevinkt is in het +-menu.</w:t>
       </w:r>
     </w:p>
     <w:p>
@@ -8113,7 +8113,7 @@
         <w:spacing w:after="46" w:line="258"/>
       </w:pPr>
       <w:r>
-        <w:t xml:space="preserve">Open Cowork, richt het op die map.</w:t>
+        <w:t xml:space="preserve">Zet het berichtvak op Cowork en kies die map.</w:t>
       </w:r>
     </w:p>
     <w:p>
@@ -8282,7 +8282,7 @@
               <w:spacing w:after="100" w:line="262"/>
             </w:pPr>
             <w:r>
-              <w:t xml:space="preserve">Controleer je eigen antwoord voordat ik het vertrouw. Verifieer de feiten met Web Search en zeg waar je niet zeker van bent.</w:t>
+              <w:t xml:space="preserve">Controleer je eigen antwoord voordat ik het vertrouw. Verifieer de feiten met Web search en zeg waar je niet zeker van bent.</w:t>
             </w:r>
           </w:p>
         </w:tc>
@@ -8747,7 +8747,7 @@
                 <w:sz w:val="21"/>
                 <w:szCs w:val="21"/>
               </w:rPr>
-              <w:t xml:space="preserve">Extended Thinking</w:t>
+              <w:t xml:space="preserve">Effort</w:t>
             </w:r>
           </w:p>
         </w:tc>
@@ -8771,7 +8771,7 @@
                 <w:sz w:val="21"/>
                 <w:szCs w:val="21"/>
               </w:rPr>
-              <w:t xml:space="preserve">Een modus waarin Claude nadenkt voor het antwoordt.</w:t>
+              <w:t xml:space="preserve">Hoe hard Claude nadenkt voor het antwoordt: Low, Medium (aanbevolen), High, Extra, Max.</w:t>
             </w:r>
           </w:p>
         </w:tc>
@@ -8800,7 +8800,7 @@
                 <w:sz w:val="21"/>
                 <w:szCs w:val="21"/>
               </w:rPr>
-              <w:t xml:space="preserve">Web Search</w:t>
+              <w:t xml:space="preserve">Web search</w:t>
             </w:r>
           </w:p>
         </w:tc>
@@ -8824,7 +8824,7 @@
                 <w:sz w:val="21"/>
                 <w:szCs w:val="21"/>
               </w:rPr>
-              <w:t xml:space="preserve">Laat Claude feiten online controleren in plaats van te gokken.</w:t>
+              <w:t xml:space="preserve">Laat Claude feiten online controleren in plaats van te gokken. Een vinkje in het +-menu.</w:t>
             </w:r>
           </w:p>
         </w:tc>
@@ -9031,7 +9031,7 @@
                 <w:sz w:val="21"/>
                 <w:szCs w:val="21"/>
               </w:rPr>
-              <w:t xml:space="preserve">De desktop-agent die in een map werkt en afgewerkte bestanden maakt.</w:t>
+              <w:t xml:space="preserve">De modus van het berichtvak waarin Claude in een map werkt en afgewerkte bestanden maakt.</w:t>
             </w:r>
           </w:p>
         </w:tc>
@@ -9691,7 +9691,7 @@
                 <w:sz w:val="21"/>
                 <w:szCs w:val="21"/>
               </w:rPr>
-              <w:t xml:space="preserve">Dispatch</w:t>
+              <w:t xml:space="preserve">Devices</w:t>
             </w:r>
           </w:p>
         </w:tc>
@@ -9715,7 +9715,7 @@
                 <w:sz w:val="21"/>
                 <w:szCs w:val="21"/>
               </w:rPr>
-              <w:t xml:space="preserve">Een Cowork-taak starten vanaf je telefoon; de pc doet het werk.</w:t>
+              <w:t xml:space="preserve">Kiezen welke van je computers een Cowork-taak uitvoert (+-menu → Devices).</w:t>
             </w:r>
           </w:p>
         </w:tc>
